--- a/svoyo-delo/대본/2부/09화_Ekspert.docx
+++ b/svoyo-delo/대본/2부/09화_Ekspert.docx
@@ -41,7 +41,7 @@
         <w:t xml:space="preserve"> </w:t>
       </w:r>
       <w:r>
-        <w:t xml:space="preserve">- 배경: Год 1, 2월 둘째 주 월요일 오전 8시 40분 파벨레츠카야 사무실 발코니(영하 18도) → 오전 9시 사무실 → 목요일 오전 11시 의료기기 감정 기관 회의실 → 같은 날 오후 6시 사무실 화상 통화(원주 자정) → 밤 11시 발코니</w:t>
+        <w:t xml:space="preserve">- 배경: Год 2, 2월 둘째 주 월요일 오전 8시 40분 파벨레츠카야 사무실 발코니(영하 18도) → 오전 9시 사무실 → 목요일 오전 11시 의료기기 감정 기관 회의실 → 같은 날 오후 6시 사무실 화상 통화(원주 자정) → 밤 11시 발코니</w:t>
       </w:r>
       <w:r>
         <w:t xml:space="preserve"> </w:t>
@@ -289,13 +289,13 @@
         <w:t xml:space="preserve">대본</w:t>
       </w:r>
     </w:p>
-    <w:bookmarkStart w:id="21" w:name="X70868b7a160c57f84989dbf3877ab37fe0e8a18"/>
+    <w:bookmarkStart w:id="21" w:name="X88bccd3f95a04707a781fa0375eb347d6babbd9"/>
     <w:p>
       <w:pPr>
         <w:pStyle w:val="Heading3"/>
       </w:pPr>
       <w:r>
-        <w:t xml:space="preserve">도입 — Год 1, 2월 둘째 주 월요일 오전 8시 40분, 파벨레츠카야 사무실 발코니 — 봉투</w:t>
+        <w:t xml:space="preserve">도입 — Год 2, 2월 둘째 주 월요일 오전 8시 40분, 파벨레츠카야 사무실 발코니 — 봉투</w:t>
       </w:r>
     </w:p>
     <w:p>
@@ -2850,13 +2850,13 @@
         <w:t xml:space="preserve">한국어 번역</w:t>
       </w:r>
     </w:p>
-    <w:bookmarkStart w:id="33" w:name="X7ec6dd2a72f5fc172b18d531cc79fc7cf3acca9"/>
+    <w:bookmarkStart w:id="33" w:name="X9da1823d9f052107acdf38ed5438a5c73434038"/>
     <w:p>
       <w:pPr>
         <w:pStyle w:val="Heading3"/>
       </w:pPr>
       <w:r>
-        <w:t xml:space="preserve">도입 — Год 1, 2월 둘째 주 월요일 오전 8시 40분, 파벨레츠카야 사무실 발코니 — 봉투</w:t>
+        <w:t xml:space="preserve">도입 — Год 2, 2월 둘째 주 월요일 오전 8시 40분, 파벨레츠카야 사무실 발코니 — 봉투</w:t>
       </w:r>
     </w:p>
     <w:p>

--- a/svoyo-delo/대본/2부/09화_Ekspert.docx
+++ b/svoyo-delo/대본/2부/09화_Ekspert.docx
@@ -77,7 +77,7 @@
         <w:t xml:space="preserve"> </w:t>
       </w:r>
       <w:r>
-        <w:t xml:space="preserve">- 규칙: 지문 없음. 전 화 100% 「화자명: 대사」. 1턴 15단어 이내 + 긴 턴 10~15회(25~35단어). 문법 초점: 서수사(первое… двенадцатое замечание), 공문체 명령(Прошу пояснить, Обоснуйте), 간접 의문(знает ли завод, почему…).</w:t>
+        <w:t xml:space="preserve">- 규칙: 지문 없음. 전 화 100% 「화자명: 대사」. 1턴 20단어 이내 + 긴 턴 10~15회(30~50단어). 문법 초점: 서수사(первое… двенадцатое замечание), 공문체 명령(Прошу пояснить, Обоснуйте), 간접 의문(знает ли завод, почему…).</w:t>
       </w:r>
       <w:r>
         <w:t xml:space="preserve"> </w:t>
@@ -303,119 +303,119 @@
         <w:pStyle w:val="FirstParagraph"/>
       </w:pPr>
       <w:r>
-        <w:t xml:space="preserve">OLGA: Алексей Николаевич, закройте дверь. Минус восемнадцать. Я курю и читаю.</w:t>
-      </w:r>
-    </w:p>
-    <w:p>
-      <w:pPr>
-        <w:pStyle w:val="BodyText"/>
-      </w:pPr>
-      <w:r>
-        <w:t xml:space="preserve">ALEKSEY: Что читаете? Вы же никогда не читаете на балконе.</w:t>
-      </w:r>
-    </w:p>
-    <w:p>
-      <w:pPr>
-        <w:pStyle w:val="BodyText"/>
-      </w:pPr>
-      <w:r>
-        <w:t xml:space="preserve">OLGA: Письмо от экспертизы. Пришло в пятницу вечером. Я не спала выходные.</w:t>
-      </w:r>
-    </w:p>
-    <w:p>
-      <w:pPr>
-        <w:pStyle w:val="BodyText"/>
-      </w:pPr>
-      <w:r>
-        <w:t xml:space="preserve">ALEKSEY: Плохое?</w:t>
-      </w:r>
-    </w:p>
-    <w:p>
-      <w:pPr>
-        <w:pStyle w:val="BodyText"/>
-      </w:pPr>
-      <w:r>
-        <w:t xml:space="preserve">OLGA: Обычное. Запрос дополнительных материалов. Двенадцать замечаний. Подпись: Назарова Т. В.</w:t>
-      </w:r>
-    </w:p>
-    <w:p>
-      <w:pPr>
-        <w:pStyle w:val="BodyText"/>
-      </w:pPr>
-      <w:r>
-        <w:t xml:space="preserve">ALEKSEY: Двенадцать? Это много?</w:t>
-      </w:r>
-    </w:p>
-    <w:p>
-      <w:pPr>
-        <w:pStyle w:val="BodyText"/>
-      </w:pPr>
-      <w:r>
-        <w:t xml:space="preserve">OLGA: Средне. Мой рекорд — сорок одно. Хуже, когда ноль: значит, эксперт ещё не читал.</w:t>
-      </w:r>
-    </w:p>
-    <w:p>
-      <w:pPr>
-        <w:pStyle w:val="BodyText"/>
-      </w:pPr>
-      <w:r>
-        <w:t xml:space="preserve">ALEKSEY: Сколько у нас времени на ответ?</w:t>
-      </w:r>
-    </w:p>
-    <w:p>
-      <w:pPr>
-        <w:pStyle w:val="BodyText"/>
-      </w:pPr>
-      <w:r>
-        <w:t xml:space="preserve">OLGA: Пятьдесят рабочих дней. Часы уже идут. С пятницы.</w:t>
-      </w:r>
-    </w:p>
-    <w:p>
-      <w:pPr>
-        <w:pStyle w:val="BodyText"/>
-      </w:pPr>
-      <w:r>
-        <w:t xml:space="preserve">ALEKSEY: Пятьдесят дней. Знакомое число.</w:t>
-      </w:r>
-    </w:p>
-    <w:p>
-      <w:pPr>
-        <w:pStyle w:val="BodyText"/>
-      </w:pPr>
-      <w:r>
-        <w:t xml:space="preserve">OLGA: Почему знакомое?</w:t>
-      </w:r>
-    </w:p>
-    <w:p>
-      <w:pPr>
-        <w:pStyle w:val="BodyText"/>
-      </w:pPr>
-      <w:r>
-        <w:t xml:space="preserve">ALEKSEY: Стас сказал: через пятьдесят дней я сам ему позвоню. Пятьдесят дней прошло в субботу.</w:t>
-      </w:r>
-    </w:p>
-    <w:p>
-      <w:pPr>
-        <w:pStyle w:val="BodyText"/>
-      </w:pPr>
-      <w:r>
-        <w:t xml:space="preserve">OLGA: И?</w:t>
-      </w:r>
-    </w:p>
-    <w:p>
-      <w:pPr>
-        <w:pStyle w:val="BodyText"/>
-      </w:pPr>
-      <w:r>
-        <w:t xml:space="preserve">ALEKSEY: Не позвонил. Визитка висит рядом с картонкой.</w:t>
-      </w:r>
-    </w:p>
-    <w:p>
-      <w:pPr>
-        <w:pStyle w:val="BodyText"/>
-      </w:pPr>
-      <w:r>
-        <w:t xml:space="preserve">OLGA: Записала. Зовите Ирину и Алину. Будем читать вслух. Все двенадцать.</w:t>
+        <w:t xml:space="preserve">OLGA: Алексей Николаевич, закройте дверь, на улице минус восемнадцать. Я курю и читаю.</w:t>
+      </w:r>
+    </w:p>
+    <w:p>
+      <w:pPr>
+        <w:pStyle w:val="BodyText"/>
+      </w:pPr>
+      <w:r>
+        <w:t xml:space="preserve">ALEKSEY: А что вы читаете? Вы же никогда раньше не читали на балконе.</w:t>
+      </w:r>
+    </w:p>
+    <w:p>
+      <w:pPr>
+        <w:pStyle w:val="BodyText"/>
+      </w:pPr>
+      <w:r>
+        <w:t xml:space="preserve">OLGA: Письмо от экспертизы. Оно пришло в пятницу вечером, и я не спала все выходные.</w:t>
+      </w:r>
+    </w:p>
+    <w:p>
+      <w:pPr>
+        <w:pStyle w:val="BodyText"/>
+      </w:pPr>
+      <w:r>
+        <w:t xml:space="preserve">ALEKSEY: Плохое письмо? Скажите сразу, я лучше сразу узнаю.</w:t>
+      </w:r>
+    </w:p>
+    <w:p>
+      <w:pPr>
+        <w:pStyle w:val="BodyText"/>
+      </w:pPr>
+      <w:r>
+        <w:t xml:space="preserve">OLGA: Обычное: запрос дополнительных материалов. Двенадцать замечаний, а внизу подпись: Назарова Т. В.</w:t>
+      </w:r>
+    </w:p>
+    <w:p>
+      <w:pPr>
+        <w:pStyle w:val="BodyText"/>
+      </w:pPr>
+      <w:r>
+        <w:t xml:space="preserve">ALEKSEY: Двенадцать замечаний? Это много или для экспертизы это нормально?</w:t>
+      </w:r>
+    </w:p>
+    <w:p>
+      <w:pPr>
+        <w:pStyle w:val="BodyText"/>
+      </w:pPr>
+      <w:r>
+        <w:t xml:space="preserve">OLGA: Это средне. Мой рекорд — сорок одно. Хуже, когда замечаний ноль: значит, эксперт ещё не читал.</w:t>
+      </w:r>
+    </w:p>
+    <w:p>
+      <w:pPr>
+        <w:pStyle w:val="BodyText"/>
+      </w:pPr>
+      <w:r>
+        <w:t xml:space="preserve">ALEKSEY: А сколько у нас есть времени, чтобы ответить на все замечания?</w:t>
+      </w:r>
+    </w:p>
+    <w:p>
+      <w:pPr>
+        <w:pStyle w:val="BodyText"/>
+      </w:pPr>
+      <w:r>
+        <w:t xml:space="preserve">OLGA: Пятьдесят рабочих дней, и часы уже идут, с пятницы.</w:t>
+      </w:r>
+    </w:p>
+    <w:p>
+      <w:pPr>
+        <w:pStyle w:val="BodyText"/>
+      </w:pPr>
+      <w:r>
+        <w:t xml:space="preserve">ALEKSEY: Пятьдесят дней… Какое знакомое число, честное слово.</w:t>
+      </w:r>
+    </w:p>
+    <w:p>
+      <w:pPr>
+        <w:pStyle w:val="BodyText"/>
+      </w:pPr>
+      <w:r>
+        <w:t xml:space="preserve">OLGA: А почему оно вам знакомо? Где вы его уже слышали?</w:t>
+      </w:r>
+    </w:p>
+    <w:p>
+      <w:pPr>
+        <w:pStyle w:val="BodyText"/>
+      </w:pPr>
+      <w:r>
+        <w:t xml:space="preserve">ALEKSEY: Стас сказал, что через пятьдесят дней я сам ему позвоню. И эти пятьдесят дней прошли в субботу.</w:t>
+      </w:r>
+    </w:p>
+    <w:p>
+      <w:pPr>
+        <w:pStyle w:val="BodyText"/>
+      </w:pPr>
+      <w:r>
+        <w:t xml:space="preserve">OLGA: И что? Вы ему позвонили, Алексей Николаевич?</w:t>
+      </w:r>
+    </w:p>
+    <w:p>
+      <w:pPr>
+        <w:pStyle w:val="BodyText"/>
+      </w:pPr>
+      <w:r>
+        <w:t xml:space="preserve">ALEKSEY: Не позвонил. Его визитка до сих пор висит рядом с картонкой.</w:t>
+      </w:r>
+    </w:p>
+    <w:p>
+      <w:pPr>
+        <w:pStyle w:val="BodyText"/>
+      </w:pPr>
+      <w:r>
+        <w:t xml:space="preserve">OLGA: Записала. Зовите Ирину и Алину, будем читать вслух все двенадцать замечаний.</w:t>
       </w:r>
     </w:p>
     <w:bookmarkEnd w:id="21"/>
@@ -433,111 +433,111 @@
         <w:pStyle w:val="FirstParagraph"/>
       </w:pPr>
       <w:r>
-        <w:t xml:space="preserve">IRINA: Я здесь. Алина тоже. Чай горячий, распечатки на столе. По три копии.</w:t>
-      </w:r>
-    </w:p>
-    <w:p>
-      <w:pPr>
-        <w:pStyle w:val="BodyText"/>
-      </w:pPr>
-      <w:r>
-        <w:t xml:space="preserve">ALINA: Я свою уже прочитала. Два замечания — про перевод. Мои.</w:t>
-      </w:r>
-    </w:p>
-    <w:p>
-      <w:pPr>
-        <w:pStyle w:val="BodyText"/>
-      </w:pPr>
-      <w:r>
-        <w:t xml:space="preserve">OLGA: Не торопитесь брать вину. Читаем по порядку. Замечание первое: термин «стерильный» переведён тремя способами.</w:t>
-      </w:r>
-    </w:p>
-    <w:p>
-      <w:pPr>
-        <w:pStyle w:val="BodyText"/>
-      </w:pPr>
-      <w:r>
-        <w:t xml:space="preserve">ALINA: Это не я. Это старые переводы корейцев. До глоссария.</w:t>
-      </w:r>
-    </w:p>
-    <w:p>
-      <w:pPr>
-        <w:pStyle w:val="BodyText"/>
-      </w:pPr>
-      <w:r>
-        <w:t xml:space="preserve">OLGA: Неважно, кто. Важно, что эксперт заметил. Доска что говорит?</w:t>
-      </w:r>
-    </w:p>
-    <w:p>
-      <w:pPr>
-        <w:pStyle w:val="BodyText"/>
-      </w:pPr>
-      <w:r>
-        <w:t xml:space="preserve">ALEKSEY: «Термин должен быть один». Ольга Петровна, вы её повесили в первый день.</w:t>
-      </w:r>
-    </w:p>
-    <w:p>
-      <w:pPr>
-        <w:pStyle w:val="BodyText"/>
-      </w:pPr>
-      <w:r>
-        <w:t xml:space="preserve">OLGA: Потому что знала: будет первое замечание. Второе: срок годности. Подпись рецензента на двадцать четвёртом месяце.</w:t>
-      </w:r>
-    </w:p>
-    <w:p>
-      <w:pPr>
-        <w:pStyle w:val="BodyText"/>
-      </w:pPr>
-      <w:r>
-        <w:t xml:space="preserve">IRINA: Отклонение сто двенадцать. Мы его приложили. Она что, не видела?</w:t>
-      </w:r>
-    </w:p>
-    <w:p>
-      <w:pPr>
-        <w:pStyle w:val="BodyText"/>
-      </w:pPr>
-      <w:r>
-        <w:t xml:space="preserve">OLGA: Видела. Она пишет: «Прошу пояснить, какие меры приняты, чтобы это не повторилось». Это не обвинение. Это экзамен. Она проверяет, знает ли завод, почему ошибка случилась, или записал её. Записать — половина. Исправить систему — вторая половина.</w:t>
-      </w:r>
-    </w:p>
-    <w:p>
-      <w:pPr>
-        <w:pStyle w:val="BodyText"/>
-      </w:pPr>
-      <w:r>
-        <w:t xml:space="preserve">ALEKSEY: Значит, нужен ответ Сохи.</w:t>
-      </w:r>
-    </w:p>
-    <w:p>
-      <w:pPr>
-        <w:pStyle w:val="BodyText"/>
-      </w:pPr>
-      <w:r>
-        <w:t xml:space="preserve">OLGA: Нужен. Третье: обоснование концентрации лидокаина. Почему три десятых процента, а не меньше.</w:t>
-      </w:r>
-    </w:p>
-    <w:p>
-      <w:pPr>
-        <w:pStyle w:val="BodyText"/>
-      </w:pPr>
-      <w:r>
-        <w:t xml:space="preserve">IRINA: Это химия. Это к заводу.</w:t>
-      </w:r>
-    </w:p>
-    <w:p>
-      <w:pPr>
-        <w:pStyle w:val="BodyText"/>
-      </w:pPr>
-      <w:r>
-        <w:t xml:space="preserve">OLGA: К заводу. Четвёртое. Вот. То, что предсказала Корнилова: «Где российские пациенты?»</w:t>
-      </w:r>
-    </w:p>
-    <w:p>
-      <w:pPr>
-        <w:pStyle w:val="BodyText"/>
-      </w:pPr>
-      <w:r>
-        <w:t xml:space="preserve">ALEKSEY: Корнилова знала. Слово в слово.</w:t>
+        <w:t xml:space="preserve">IRINA: Я здесь, и Алина тоже. Чай горячий, распечатки на столе, по три копии.</w:t>
+      </w:r>
+    </w:p>
+    <w:p>
+      <w:pPr>
+        <w:pStyle w:val="BodyText"/>
+      </w:pPr>
+      <w:r>
+        <w:t xml:space="preserve">ALINA: Я свою уже прочитала. Два замечания про перевод, и это мои замечания.</w:t>
+      </w:r>
+    </w:p>
+    <w:p>
+      <w:pPr>
+        <w:pStyle w:val="BodyText"/>
+      </w:pPr>
+      <w:r>
+        <w:t xml:space="preserve">OLGA: Не торопитесь брать вину на себя. Читаем по порядку. Замечание первое: термин «стерильный» переведён тремя способами.</w:t>
+      </w:r>
+    </w:p>
+    <w:p>
+      <w:pPr>
+        <w:pStyle w:val="BodyText"/>
+      </w:pPr>
+      <w:r>
+        <w:t xml:space="preserve">ALINA: Но это не я. Это старые переводы корейцев, ещё до глоссария.</w:t>
+      </w:r>
+    </w:p>
+    <w:p>
+      <w:pPr>
+        <w:pStyle w:val="BodyText"/>
+      </w:pPr>
+      <w:r>
+        <w:t xml:space="preserve">OLGA: Неважно, кто это сделал. Важно, что эксперт заметил. Что говорит наша доска?</w:t>
+      </w:r>
+    </w:p>
+    <w:p>
+      <w:pPr>
+        <w:pStyle w:val="BodyText"/>
+      </w:pPr>
+      <w:r>
+        <w:t xml:space="preserve">ALEKSEY: «Термин должен быть один». Ольга Петровна, вы её повесили в самый первый день.</w:t>
+      </w:r>
+    </w:p>
+    <w:p>
+      <w:pPr>
+        <w:pStyle w:val="BodyText"/>
+      </w:pPr>
+      <w:r>
+        <w:t xml:space="preserve">OLGA: Потому что знала, что будет первое замечание. Второе: срок годности, подпись рецензента на двадцать четвёртом месяце.</w:t>
+      </w:r>
+    </w:p>
+    <w:p>
+      <w:pPr>
+        <w:pStyle w:val="BodyText"/>
+      </w:pPr>
+      <w:r>
+        <w:t xml:space="preserve">IRINA: Но ведь там отклонение сто двенадцать, мы его приложили. Она что, его не видела?</w:t>
+      </w:r>
+    </w:p>
+    <w:p>
+      <w:pPr>
+        <w:pStyle w:val="BodyText"/>
+      </w:pPr>
+      <w:r>
+        <w:t xml:space="preserve">OLGA: Видела. Она пишет: «Прошу пояснить, какие меры приняты, чтобы это не повторилось». Это не обвинение, а экзамен. Она проверяет, знает ли завод, почему ошибка случилась, или просто записал её. Записать — это половина. Исправить систему — вторая половина.</w:t>
+      </w:r>
+    </w:p>
+    <w:p>
+      <w:pPr>
+        <w:pStyle w:val="BodyText"/>
+      </w:pPr>
+      <w:r>
+        <w:t xml:space="preserve">ALEKSEY: Значит, нам нужен ответ от Сохи, и как можно скорее.</w:t>
+      </w:r>
+    </w:p>
+    <w:p>
+      <w:pPr>
+        <w:pStyle w:val="BodyText"/>
+      </w:pPr>
+      <w:r>
+        <w:t xml:space="preserve">OLGA: Да, нужен. Третье: обоснование концентрации лидокаина. Почему три десятых процента, а не меньше.</w:t>
+      </w:r>
+    </w:p>
+    <w:p>
+      <w:pPr>
+        <w:pStyle w:val="BodyText"/>
+      </w:pPr>
+      <w:r>
+        <w:t xml:space="preserve">IRINA: Это уже химия, поэтому этот вопрос к заводу, а не к нам.</w:t>
+      </w:r>
+    </w:p>
+    <w:p>
+      <w:pPr>
+        <w:pStyle w:val="BodyText"/>
+      </w:pPr>
+      <w:r>
+        <w:t xml:space="preserve">OLGA: Да, к заводу. Четвёртое… Вот. То, что предсказала Корнилова: «Где российские пациенты?»</w:t>
+      </w:r>
+    </w:p>
+    <w:p>
+      <w:pPr>
+        <w:pStyle w:val="BodyText"/>
+      </w:pPr>
+      <w:r>
+        <w:t xml:space="preserve">ALEKSEY: Корнилова знала заранее, и сказала это слово в слово.</w:t>
       </w:r>
     </w:p>
     <w:p>
@@ -553,159 +553,159 @@
         <w:pStyle w:val="BodyText"/>
       </w:pPr>
       <w:r>
-        <w:t xml:space="preserve">ALINA: Это одно и то же?</w:t>
-      </w:r>
-    </w:p>
-    <w:p>
-      <w:pPr>
-        <w:pStyle w:val="BodyText"/>
-      </w:pPr>
-      <w:r>
-        <w:t xml:space="preserve">OLGA: Одно и то же, только в галстуке. Пятое — тонкая кожа. «Раздел полезен».</w:t>
-      </w:r>
-    </w:p>
-    <w:p>
-      <w:pPr>
-        <w:pStyle w:val="BodyText"/>
-      </w:pPr>
-      <w:r>
-        <w:t xml:space="preserve">ALEKSEY: Это похвала?</w:t>
-      </w:r>
-    </w:p>
-    <w:p>
-      <w:pPr>
-        <w:pStyle w:val="BodyText"/>
-      </w:pPr>
-      <w:r>
-        <w:t xml:space="preserve">OLGA: От Назаровой — да. Почти орден. Но вопрос всё равно есть: какие данные?</w:t>
-      </w:r>
-    </w:p>
-    <w:p>
-      <w:pPr>
-        <w:pStyle w:val="BodyText"/>
-      </w:pPr>
-      <w:r>
-        <w:t xml:space="preserve">IRINA: Шестое и седьмое я вижу. Маркировка. Размер шрифта на коробке. И противопоказания.</w:t>
-      </w:r>
-    </w:p>
-    <w:p>
-      <w:pPr>
-        <w:pStyle w:val="BodyText"/>
-      </w:pPr>
-      <w:r>
-        <w:t xml:space="preserve">OLGA: Шестое — ерунда. Седьмое — нет. В инструкции восемь противопоказаний. В досье — девять.</w:t>
-      </w:r>
-    </w:p>
-    <w:p>
-      <w:pPr>
-        <w:pStyle w:val="BodyText"/>
-      </w:pPr>
-      <w:r>
-        <w:t xml:space="preserve">ALINA: Девять? Я переводила девять. Я помню.</w:t>
-      </w:r>
-    </w:p>
-    <w:p>
-      <w:pPr>
-        <w:pStyle w:val="BodyText"/>
-      </w:pPr>
-      <w:r>
-        <w:t xml:space="preserve">OLGA: Значит, одно потерялось при вёрстке. Или при переводе. Найдём. Восьмое: отчёт Зуевой.</w:t>
-      </w:r>
-    </w:p>
-    <w:p>
-      <w:pPr>
-        <w:pStyle w:val="BodyText"/>
-      </w:pPr>
-      <w:r>
-        <w:t xml:space="preserve">IRINA: Он пришёл в январе. Мы подали досье в ноябре. Отчёта тогда не было.</w:t>
-      </w:r>
-    </w:p>
-    <w:p>
-      <w:pPr>
-        <w:pStyle w:val="BodyText"/>
-      </w:pPr>
-      <w:r>
-        <w:t xml:space="preserve">OLGA: Поэтому и просит. Подарок: отчёт уже на столе. Девятое — сертификат завода, до апреля.</w:t>
-      </w:r>
-    </w:p>
-    <w:p>
-      <w:pPr>
-        <w:pStyle w:val="BodyText"/>
-      </w:pPr>
-      <w:r>
-        <w:t xml:space="preserve">ALEKSEY: Письмо Сохи! Три строки. Ольга Петровна, вы это предвидели в Вонджу.</w:t>
-      </w:r>
-    </w:p>
-    <w:p>
-      <w:pPr>
-        <w:pStyle w:val="BodyText"/>
-      </w:pPr>
-      <w:r>
-        <w:t xml:space="preserve">OLGA: Я это видела сорок раз. Ответ готов. Ещё подарок. Десятое: план наблюдения после регистрации.</w:t>
-      </w:r>
-    </w:p>
-    <w:p>
-      <w:pPr>
-        <w:pStyle w:val="BodyText"/>
-      </w:pPr>
-      <w:r>
-        <w:t xml:space="preserve">IRINA: Сто пациенток, три клиники. У нас есть.</w:t>
-      </w:r>
-    </w:p>
-    <w:p>
-      <w:pPr>
-        <w:pStyle w:val="BodyText"/>
-      </w:pPr>
-      <w:r>
-        <w:t xml:space="preserve">OLGA: У нас есть обещание. Ей нужен протокол. С методами, сроками, формами. Обещание — не документ.</w:t>
-      </w:r>
-    </w:p>
-    <w:p>
-      <w:pPr>
-        <w:pStyle w:val="BodyText"/>
-      </w:pPr>
-      <w:r>
-        <w:t xml:space="preserve">IRINA: Наконец-то кто-то говорит моими словами.</w:t>
-      </w:r>
-    </w:p>
-    <w:p>
-      <w:pPr>
-        <w:pStyle w:val="BodyText"/>
-      </w:pPr>
-      <w:r>
-        <w:t xml:space="preserve">OLGA: Одиннадцатое. Валидация стерилизации. Отчёт десятилетней давности, старый стандарт. Она хочет текущие данные. Это самое тяжёлое из двенадцати. Новая валидация — это недели работы на заводе. И Сохи придётся объяснять, почему старый отчёт ещё годится.</w:t>
-      </w:r>
-    </w:p>
-    <w:p>
-      <w:pPr>
-        <w:pStyle w:val="BodyText"/>
-      </w:pPr>
-      <w:r>
-        <w:t xml:space="preserve">ALEKSEY: А двенадцатое?</w:t>
-      </w:r>
-    </w:p>
-    <w:p>
-      <w:pPr>
-        <w:pStyle w:val="BodyText"/>
-      </w:pPr>
-      <w:r>
-        <w:t xml:space="preserve">OLGA: Двенадцатое странное. «Прошу направить уполномоченного представителя на консультацию». Лично. В четверг.</w:t>
-      </w:r>
-    </w:p>
-    <w:p>
-      <w:pPr>
-        <w:pStyle w:val="BodyText"/>
-      </w:pPr>
-      <w:r>
-        <w:t xml:space="preserve">ALINA: Это нормально? Эксперт хочет вас видеть?</w:t>
-      </w:r>
-    </w:p>
-    <w:p>
-      <w:pPr>
-        <w:pStyle w:val="BodyText"/>
-      </w:pPr>
-      <w:r>
-        <w:t xml:space="preserve">OLGA: Это редко. За двадцать лет — трижды. Два раза это было очень плохо. Один раз — очень хорошо. Алексей Николаевич, в четверг вы идёте со мной. Наденьте галстук.</w:t>
+        <w:t xml:space="preserve">ALINA: Простите, но разве это не одно и то же, только другими словами?</w:t>
+      </w:r>
+    </w:p>
+    <w:p>
+      <w:pPr>
+        <w:pStyle w:val="BodyText"/>
+      </w:pPr>
+      <w:r>
+        <w:t xml:space="preserve">OLGA: Одно и то же, только в галстуке. Пятое — тонкая кожа, и тут написано: «Раздел полезен».</w:t>
+      </w:r>
+    </w:p>
+    <w:p>
+      <w:pPr>
+        <w:pStyle w:val="BodyText"/>
+      </w:pPr>
+      <w:r>
+        <w:t xml:space="preserve">ALEKSEY: «Раздел полезен»? Это что, похвала от эксперта?</w:t>
+      </w:r>
+    </w:p>
+    <w:p>
+      <w:pPr>
+        <w:pStyle w:val="BodyText"/>
+      </w:pPr>
+      <w:r>
+        <w:t xml:space="preserve">OLGA: От Назаровой — да, это почти орден. Но вопрос всё равно есть: какие данные?</w:t>
+      </w:r>
+    </w:p>
+    <w:p>
+      <w:pPr>
+        <w:pStyle w:val="BodyText"/>
+      </w:pPr>
+      <w:r>
+        <w:t xml:space="preserve">IRINA: Шестое и седьмое я вижу: маркировка, то есть размер шрифта на коробке, и противопоказания.</w:t>
+      </w:r>
+    </w:p>
+    <w:p>
+      <w:pPr>
+        <w:pStyle w:val="BodyText"/>
+      </w:pPr>
+      <w:r>
+        <w:t xml:space="preserve">OLGA: Шестое — ерунда, а седьмое нет. В инструкции восемь противопоказаний, а в досье девять.</w:t>
+      </w:r>
+    </w:p>
+    <w:p>
+      <w:pPr>
+        <w:pStyle w:val="BodyText"/>
+      </w:pPr>
+      <w:r>
+        <w:t xml:space="preserve">ALINA: Девять? Но я переводила девять противопоказаний, я это точно помню.</w:t>
+      </w:r>
+    </w:p>
+    <w:p>
+      <w:pPr>
+        <w:pStyle w:val="BodyText"/>
+      </w:pPr>
+      <w:r>
+        <w:t xml:space="preserve">OLGA: Значит, одно потерялось при вёрстке или при переводе. Найдём. Восьмое: отчёт Зуевой.</w:t>
+      </w:r>
+    </w:p>
+    <w:p>
+      <w:pPr>
+        <w:pStyle w:val="BodyText"/>
+      </w:pPr>
+      <w:r>
+        <w:t xml:space="preserve">IRINA: Но он пришёл только в январе, а досье мы подали в ноябре. Тогда отчёта ещё не было.</w:t>
+      </w:r>
+    </w:p>
+    <w:p>
+      <w:pPr>
+        <w:pStyle w:val="BodyText"/>
+      </w:pPr>
+      <w:r>
+        <w:t xml:space="preserve">OLGA: Поэтому она и просит. Зато это подарок: отчёт уже лежит на столе. Девятое — сертификат завода, который действует до апреля.</w:t>
+      </w:r>
+    </w:p>
+    <w:p>
+      <w:pPr>
+        <w:pStyle w:val="BodyText"/>
+      </w:pPr>
+      <w:r>
+        <w:t xml:space="preserve">ALEKSEY: Письмо Сохи в три строки! Ольга Петровна, вы ведь это предвидели ещё в Вонджу.</w:t>
+      </w:r>
+    </w:p>
+    <w:p>
+      <w:pPr>
+        <w:pStyle w:val="BodyText"/>
+      </w:pPr>
+      <w:r>
+        <w:t xml:space="preserve">OLGA: Я это видела сорок раз, так что ответ уже готов. Ещё один подарок. Десятое: план наблюдения после регистрации.</w:t>
+      </w:r>
+    </w:p>
+    <w:p>
+      <w:pPr>
+        <w:pStyle w:val="BodyText"/>
+      </w:pPr>
+      <w:r>
+        <w:t xml:space="preserve">IRINA: Сто пациенток и три клиники, у нас всё это уже есть.</w:t>
+      </w:r>
+    </w:p>
+    <w:p>
+      <w:pPr>
+        <w:pStyle w:val="BodyText"/>
+      </w:pPr>
+      <w:r>
+        <w:t xml:space="preserve">OLGA: У нас есть обещание, а ей нужен протокол: с методами, сроками и формами. Обещание — не документ.</w:t>
+      </w:r>
+    </w:p>
+    <w:p>
+      <w:pPr>
+        <w:pStyle w:val="BodyText"/>
+      </w:pPr>
+      <w:r>
+        <w:t xml:space="preserve">IRINA: Наконец-то кто-то говорит моими словами. Я этого ждала целый год.</w:t>
+      </w:r>
+    </w:p>
+    <w:p>
+      <w:pPr>
+        <w:pStyle w:val="BodyText"/>
+      </w:pPr>
+      <w:r>
+        <w:t xml:space="preserve">OLGA: Одиннадцатое: валидация стерилизации. Отчёт десятилетней давности, по старому стандарту, а она хочет текущие данные. Это самое тяжёлое из двенадцати, потому что новая валидация — это недели работы на заводе. И Сохи придётся объяснять, почему старый отчёт ещё годится.</w:t>
+      </w:r>
+    </w:p>
+    <w:p>
+      <w:pPr>
+        <w:pStyle w:val="BodyText"/>
+      </w:pPr>
+      <w:r>
+        <w:t xml:space="preserve">ALEKSEY: А что тогда в двенадцатом замечании? Надеюсь, хоть что-то простое.</w:t>
+      </w:r>
+    </w:p>
+    <w:p>
+      <w:pPr>
+        <w:pStyle w:val="BodyText"/>
+      </w:pPr>
+      <w:r>
+        <w:t xml:space="preserve">OLGA: Двенадцатое странное: «Прошу направить уполномоченного представителя на консультацию». Лично, в четверг.</w:t>
+      </w:r>
+    </w:p>
+    <w:p>
+      <w:pPr>
+        <w:pStyle w:val="BodyText"/>
+      </w:pPr>
+      <w:r>
+        <w:t xml:space="preserve">ALINA: А это нормально? Эксперт хочет видеть вас лично?</w:t>
+      </w:r>
+    </w:p>
+    <w:p>
+      <w:pPr>
+        <w:pStyle w:val="BodyText"/>
+      </w:pPr>
+      <w:r>
+        <w:t xml:space="preserve">OLGA: Это редко бывает: за двадцать лет всего трижды. Два раза это было очень плохо, а один раз — очень хорошо. Алексей Николаевич, в четверг вы идёте со мной. И наденьте, пожалуйста, галстук.</w:t>
       </w:r>
     </w:p>
     <w:bookmarkEnd w:id="22"/>
@@ -723,23 +723,23 @@
         <w:pStyle w:val="FirstParagraph"/>
       </w:pPr>
       <w:r>
-        <w:t xml:space="preserve">NAZAROVA: Назарова Тамара Викторовна. Садитесь. Консультация протоколируется. Вы не возражаете?</w:t>
-      </w:r>
-    </w:p>
-    <w:p>
-      <w:pPr>
-        <w:pStyle w:val="BodyText"/>
-      </w:pPr>
-      <w:r>
-        <w:t xml:space="preserve">ALEKSEY: Не возражаем. Наоборот. Наш финансовый директор просила копию протокола.</w:t>
-      </w:r>
-    </w:p>
-    <w:p>
-      <w:pPr>
-        <w:pStyle w:val="BodyText"/>
-      </w:pPr>
-      <w:r>
-        <w:t xml:space="preserve">NAZAROVA: Получите. Ольга Петровна, давно не виделись. Двенадцать лет.</w:t>
+        <w:t xml:space="preserve">NAZAROVA: Назарова Тамара Викторовна. Садитесь, пожалуйста. Консультация протоколируется. Вы не возражаете?</w:t>
+      </w:r>
+    </w:p>
+    <w:p>
+      <w:pPr>
+        <w:pStyle w:val="BodyText"/>
+      </w:pPr>
+      <w:r>
+        <w:t xml:space="preserve">ALEKSEY: Не возражаем, наоборот. Наш финансовый директор просила копию протокола.</w:t>
+      </w:r>
+    </w:p>
+    <w:p>
+      <w:pPr>
+        <w:pStyle w:val="BodyText"/>
+      </w:pPr>
+      <w:r>
+        <w:t xml:space="preserve">NAZAROVA: Получите. Ольга Петровна, давно мы с вами не виделись: двенадцать лет.</w:t>
       </w:r>
     </w:p>
     <w:p>
@@ -755,207 +755,207 @@
         <w:pStyle w:val="BodyText"/>
       </w:pPr>
       <w:r>
-        <w:t xml:space="preserve">NAZAROVA: Отказала. Вы тогда со мной не согласились.</w:t>
-      </w:r>
-    </w:p>
-    <w:p>
-      <w:pPr>
-        <w:pStyle w:val="BodyText"/>
-      </w:pPr>
-      <w:r>
-        <w:t xml:space="preserve">OLGA: Не согласилась. Через год я поняла, что вы были правы.</w:t>
-      </w:r>
-    </w:p>
-    <w:p>
-      <w:pPr>
-        <w:pStyle w:val="BodyText"/>
-      </w:pPr>
-      <w:r>
-        <w:t xml:space="preserve">NAZAROVA: Я знаю. Вы написали мне письмо. Короткое. Три строки. Я его храню.</w:t>
-      </w:r>
-    </w:p>
-    <w:p>
-      <w:pPr>
-        <w:pStyle w:val="BodyText"/>
-      </w:pPr>
-      <w:r>
-        <w:t xml:space="preserve">ALEKSEY: Три строки. Это у нас фирменный стиль.</w:t>
-      </w:r>
-    </w:p>
-    <w:p>
-      <w:pPr>
-        <w:pStyle w:val="BodyText"/>
-      </w:pPr>
-      <w:r>
-        <w:t xml:space="preserve">NAZAROVA: Вы — Воронцов? Уполномоченный представитель. Почему я вас пригласила, как вы думаете?</w:t>
-      </w:r>
-    </w:p>
-    <w:p>
-      <w:pPr>
-        <w:pStyle w:val="BodyText"/>
-      </w:pPr>
-      <w:r>
-        <w:t xml:space="preserve">ALEKSEY: Не знаю. Ольга Петровна сказала: два раза из трёх это плохо.</w:t>
-      </w:r>
-    </w:p>
-    <w:p>
-      <w:pPr>
-        <w:pStyle w:val="BodyText"/>
-      </w:pPr>
-      <w:r>
-        <w:t xml:space="preserve">NAZAROVA: Честно. Хорошо. Я пригласила вас из-за резюме. Из-за трёх узелков на второй странице.</w:t>
-      </w:r>
-    </w:p>
-    <w:p>
-      <w:pPr>
-        <w:pStyle w:val="BodyText"/>
-      </w:pPr>
-      <w:r>
-        <w:t xml:space="preserve">ALEKSEY: Это сделала наша врач. Корнилова. И завод — госпожа Чон написала новое резюме.</w:t>
-      </w:r>
-    </w:p>
-    <w:p>
-      <w:pPr>
-        <w:pStyle w:val="BodyText"/>
-      </w:pPr>
-      <w:r>
-        <w:t xml:space="preserve">NAZAROVA: За тридцать лет я прочитала тысячи резюме. В девяти из десяти осложнения прячут в таблице на сороковой странице. Вы вынесли их наверх. Я хотела посмотреть на людей, которые так делают.</w:t>
-      </w:r>
-    </w:p>
-    <w:p>
-      <w:pPr>
-        <w:pStyle w:val="BodyText"/>
-      </w:pPr>
-      <w:r>
-        <w:t xml:space="preserve">OLGA: Тамара Викторовна, это значит, что двенадцать замечаний…</w:t>
-      </w:r>
-    </w:p>
-    <w:p>
-      <w:pPr>
-        <w:pStyle w:val="BodyText"/>
-      </w:pPr>
-      <w:r>
-        <w:t xml:space="preserve">NAZAROVA: Это ничего не значит для замечаний. Похвала — не регистрация. Все двенадцать остаются.</w:t>
-      </w:r>
-    </w:p>
-    <w:p>
-      <w:pPr>
-        <w:pStyle w:val="BodyText"/>
-      </w:pPr>
-      <w:r>
-        <w:t xml:space="preserve">ALEKSEY: Понимаю. Можно спросить про четвёртое? Российские пациентки.</w:t>
-      </w:r>
-    </w:p>
-    <w:p>
-      <w:pPr>
-        <w:pStyle w:val="BodyText"/>
-      </w:pPr>
-      <w:r>
-        <w:t xml:space="preserve">NAZAROVA: Спрашивайте. Для этого консультация.</w:t>
-      </w:r>
-    </w:p>
-    <w:p>
-      <w:pPr>
-        <w:pStyle w:val="BodyText"/>
-      </w:pPr>
-      <w:r>
-        <w:t xml:space="preserve">ALEKSEY: Вы требуете клиническое исследование в России? Это год и пятнадцать миллионов.</w:t>
-      </w:r>
-    </w:p>
-    <w:p>
-      <w:pPr>
-        <w:pStyle w:val="BodyText"/>
-      </w:pPr>
-      <w:r>
-        <w:t xml:space="preserve">NAZAROVA: Не требую. Я требую обоснования. Почему корейские данные работают для русской кожи. Где разница, и что вы с этой разницей делаете. У вас уже есть половина ответа — раздел о тонкой коже.</w:t>
-      </w:r>
-    </w:p>
-    <w:p>
-      <w:pPr>
-        <w:pStyle w:val="BodyText"/>
-      </w:pPr>
-      <w:r>
-        <w:t xml:space="preserve">OLGA: А вторая половина?</w:t>
-      </w:r>
-    </w:p>
-    <w:p>
-      <w:pPr>
-        <w:pStyle w:val="BodyText"/>
-      </w:pPr>
-      <w:r>
-        <w:t xml:space="preserve">NAZAROVA: План наблюдения. Но настоящий. Протокол, а не обещание. Сто пациенток — это хорошо. Но я хочу видеть, сколько из них старше пятидесяти пяти. С тонкой кожей. Именно они рискуют.</w:t>
-      </w:r>
-    </w:p>
-    <w:p>
-      <w:pPr>
-        <w:pStyle w:val="BodyText"/>
-      </w:pPr>
-      <w:r>
-        <w:t xml:space="preserve">ALEKSEY: Сколько вы считаете правильным?</w:t>
-      </w:r>
-    </w:p>
-    <w:p>
-      <w:pPr>
-        <w:pStyle w:val="BodyText"/>
-      </w:pPr>
-      <w:r>
-        <w:t xml:space="preserve">NAZAROVA: Это не я считаю. Это вы считаете и обосновываете. Я проверяю. Не путайте роли.</w:t>
-      </w:r>
-    </w:p>
-    <w:p>
-      <w:pPr>
-        <w:pStyle w:val="BodyText"/>
-      </w:pPr>
-      <w:r>
-        <w:t xml:space="preserve">OLGA: Тамара Викторовна всегда так говорит. Двенадцать лет назад — тоже.</w:t>
-      </w:r>
-    </w:p>
-    <w:p>
-      <w:pPr>
-        <w:pStyle w:val="BodyText"/>
-      </w:pPr>
-      <w:r>
-        <w:t xml:space="preserve">NAZAROVA: И ещё. Одиннадцатое замечание — стерилизация. Не отвечайте мне старым отчётом с новой обложкой.</w:t>
-      </w:r>
-    </w:p>
-    <w:p>
-      <w:pPr>
-        <w:pStyle w:val="BodyText"/>
-      </w:pPr>
-      <w:r>
-        <w:t xml:space="preserve">OLGA: Мы не собирались.</w:t>
-      </w:r>
-    </w:p>
-    <w:p>
-      <w:pPr>
-        <w:pStyle w:val="BodyText"/>
-      </w:pPr>
-      <w:r>
-        <w:t xml:space="preserve">NAZAROVA: Все собираются. Каждый второй заявитель пишет: «Метод не изменился, данные актуальны». А потом я еду на завод и вижу новый стерилизатор, которого нет в отчёте. Стерилизатор поменяли, а бумагу — нет.</w:t>
-      </w:r>
-    </w:p>
-    <w:p>
-      <w:pPr>
-        <w:pStyle w:val="BodyText"/>
-      </w:pPr>
-      <w:r>
-        <w:t xml:space="preserve">ALEKSEY: Мы спросим завод. Прямо сегодня.</w:t>
-      </w:r>
-    </w:p>
-    <w:p>
-      <w:pPr>
-        <w:pStyle w:val="BodyText"/>
-      </w:pPr>
-      <w:r>
-        <w:t xml:space="preserve">NAZAROVA: Спросите. Пятьдесят рабочих дней, Воронцов. Не сорок девять, не пятьдесят один.</w:t>
-      </w:r>
-    </w:p>
-    <w:p>
-      <w:pPr>
-        <w:pStyle w:val="BodyText"/>
-      </w:pPr>
-      <w:r>
-        <w:t xml:space="preserve">OLGA: Спасибо, Тамара Викторовна. Ответ будет. Короткий.</w:t>
+        <w:t xml:space="preserve">NAZAROVA: Да, отказала. А вы тогда со мной не согласились.</w:t>
+      </w:r>
+    </w:p>
+    <w:p>
+      <w:pPr>
+        <w:pStyle w:val="BodyText"/>
+      </w:pPr>
+      <w:r>
+        <w:t xml:space="preserve">OLGA: Не согласилась. Но через год я поняла, что вы были правы.</w:t>
+      </w:r>
+    </w:p>
+    <w:p>
+      <w:pPr>
+        <w:pStyle w:val="BodyText"/>
+      </w:pPr>
+      <w:r>
+        <w:t xml:space="preserve">NAZAROVA: Я знаю, вы написали мне письмо, короткое, в три строки. Я его до сих пор храню.</w:t>
+      </w:r>
+    </w:p>
+    <w:p>
+      <w:pPr>
+        <w:pStyle w:val="BodyText"/>
+      </w:pPr>
+      <w:r>
+        <w:t xml:space="preserve">ALEKSEY: Три строки — это у нас теперь фирменный стиль компании.</w:t>
+      </w:r>
+    </w:p>
+    <w:p>
+      <w:pPr>
+        <w:pStyle w:val="BodyText"/>
+      </w:pPr>
+      <w:r>
+        <w:t xml:space="preserve">NAZAROVA: Вы Воронцов, уполномоченный представитель? Как вы думаете, почему я вас пригласила?</w:t>
+      </w:r>
+    </w:p>
+    <w:p>
+      <w:pPr>
+        <w:pStyle w:val="BodyText"/>
+      </w:pPr>
+      <w:r>
+        <w:t xml:space="preserve">ALEKSEY: Не знаю. Ольга Петровна сказала, что в двух случаях из трёх это плохо.</w:t>
+      </w:r>
+    </w:p>
+    <w:p>
+      <w:pPr>
+        <w:pStyle w:val="BodyText"/>
+      </w:pPr>
+      <w:r>
+        <w:t xml:space="preserve">NAZAROVA: Честный ответ, хорошо. Я пригласила вас из-за резюме, а точнее из-за трёх узелков на второй странице.</w:t>
+      </w:r>
+    </w:p>
+    <w:p>
+      <w:pPr>
+        <w:pStyle w:val="BodyText"/>
+      </w:pPr>
+      <w:r>
+        <w:t xml:space="preserve">ALEKSEY: Это сделала наша врач, Корнилова. И завод: госпожа Чон написала новое резюме.</w:t>
+      </w:r>
+    </w:p>
+    <w:p>
+      <w:pPr>
+        <w:pStyle w:val="BodyText"/>
+      </w:pPr>
+      <w:r>
+        <w:t xml:space="preserve">NAZAROVA: За тридцать лет я прочитала тысячи резюме. В девяти из десяти осложнения прячут в таблице на сороковой странице. А вы вынесли их наверх. Я хотела посмотреть на людей, которые так делают, потому что таких людей я встречаю очень редко.</w:t>
+      </w:r>
+    </w:p>
+    <w:p>
+      <w:pPr>
+        <w:pStyle w:val="BodyText"/>
+      </w:pPr>
+      <w:r>
+        <w:t xml:space="preserve">OLGA: Тамара Викторовна, значит ли это, что двенадцать замечаний…</w:t>
+      </w:r>
+    </w:p>
+    <w:p>
+      <w:pPr>
+        <w:pStyle w:val="BodyText"/>
+      </w:pPr>
+      <w:r>
+        <w:t xml:space="preserve">NAZAROVA: Для замечаний это ничего не значит. Похвала — не регистрация, и все двенадцать остаются.</w:t>
+      </w:r>
+    </w:p>
+    <w:p>
+      <w:pPr>
+        <w:pStyle w:val="BodyText"/>
+      </w:pPr>
+      <w:r>
+        <w:t xml:space="preserve">ALEKSEY: Понимаю. Можно спросить про четвёртое замечание, про российских пациенток?</w:t>
+      </w:r>
+    </w:p>
+    <w:p>
+      <w:pPr>
+        <w:pStyle w:val="BodyText"/>
+      </w:pPr>
+      <w:r>
+        <w:t xml:space="preserve">NAZAROVA: Спрашивайте, для этого и нужна консультация.</w:t>
+      </w:r>
+    </w:p>
+    <w:p>
+      <w:pPr>
+        <w:pStyle w:val="BodyText"/>
+      </w:pPr>
+      <w:r>
+        <w:t xml:space="preserve">ALEKSEY: Вы требуете клиническое исследование в России? Это ведь год и пятнадцать миллионов.</w:t>
+      </w:r>
+    </w:p>
+    <w:p>
+      <w:pPr>
+        <w:pStyle w:val="BodyText"/>
+      </w:pPr>
+      <w:r>
+        <w:t xml:space="preserve">NAZAROVA: Не требую. Я требую обоснования: почему корейские данные работают для русской кожи, где разница и что вы с этой разницей делаете. Половина ответа у вас уже есть, это раздел о тонкой коже.</w:t>
+      </w:r>
+    </w:p>
+    <w:p>
+      <w:pPr>
+        <w:pStyle w:val="BodyText"/>
+      </w:pPr>
+      <w:r>
+        <w:t xml:space="preserve">OLGA: А где тогда, по-вашему, вторая половина ответа?</w:t>
+      </w:r>
+    </w:p>
+    <w:p>
+      <w:pPr>
+        <w:pStyle w:val="BodyText"/>
+      </w:pPr>
+      <w:r>
+        <w:t xml:space="preserve">NAZAROVA: Вторая половина — план наблюдения, но настоящий: протокол, а не обещание. Сто пациенток — это хорошо. Но я хочу видеть, сколько из них будет старше пятидесяти пяти и с тонкой кожей, потому что именно они рискуют.</w:t>
+      </w:r>
+    </w:p>
+    <w:p>
+      <w:pPr>
+        <w:pStyle w:val="BodyText"/>
+      </w:pPr>
+      <w:r>
+        <w:t xml:space="preserve">ALEKSEY: А сколько таких пациенток вы считаете правильным?</w:t>
+      </w:r>
+    </w:p>
+    <w:p>
+      <w:pPr>
+        <w:pStyle w:val="BodyText"/>
+      </w:pPr>
+      <w:r>
+        <w:t xml:space="preserve">NAZAROVA: Это считаю не я. Это вы считаете и обосновываете, а я проверяю. Не путайте роли.</w:t>
+      </w:r>
+    </w:p>
+    <w:p>
+      <w:pPr>
+        <w:pStyle w:val="BodyText"/>
+      </w:pPr>
+      <w:r>
+        <w:t xml:space="preserve">OLGA: Тамара Викторовна всегда так говорит. И двенадцать лет назад говорила то же самое.</w:t>
+      </w:r>
+    </w:p>
+    <w:p>
+      <w:pPr>
+        <w:pStyle w:val="BodyText"/>
+      </w:pPr>
+      <w:r>
+        <w:t xml:space="preserve">NAZAROVA: И ещё: одиннадцатое замечание, стерилизация. Не отвечайте мне старым отчётом с новой обложкой.</w:t>
+      </w:r>
+    </w:p>
+    <w:p>
+      <w:pPr>
+        <w:pStyle w:val="BodyText"/>
+      </w:pPr>
+      <w:r>
+        <w:t xml:space="preserve">OLGA: Мы и не собирались так делать, Тамара Викторовна.</w:t>
+      </w:r>
+    </w:p>
+    <w:p>
+      <w:pPr>
+        <w:pStyle w:val="BodyText"/>
+      </w:pPr>
+      <w:r>
+        <w:t xml:space="preserve">NAZAROVA: Все собираются. Каждый второй заявитель пишет: «Метод не изменился, данные актуальны». А потом я еду на завод и вижу новый стерилизатор, которого нет в отчёте. Стерилизатор поменяли, а бумагу нет, и потом все очень удивляются.</w:t>
+      </w:r>
+    </w:p>
+    <w:p>
+      <w:pPr>
+        <w:pStyle w:val="BodyText"/>
+      </w:pPr>
+      <w:r>
+        <w:t xml:space="preserve">ALEKSEY: Мы спросим завод об этом прямо сегодня.</w:t>
+      </w:r>
+    </w:p>
+    <w:p>
+      <w:pPr>
+        <w:pStyle w:val="BodyText"/>
+      </w:pPr>
+      <w:r>
+        <w:t xml:space="preserve">NAZAROVA: Спросите. Пятьдесят рабочих дней, Воронцов: не сорок девять и не пятьдесят один.</w:t>
+      </w:r>
+    </w:p>
+    <w:p>
+      <w:pPr>
+        <w:pStyle w:val="BodyText"/>
+      </w:pPr>
+      <w:r>
+        <w:t xml:space="preserve">OLGA: Спасибо, Тамара Викторовна. Ответ будет, и он будет коротким.</w:t>
       </w:r>
     </w:p>
     <w:bookmarkEnd w:id="23"/>
@@ -973,135 +973,135 @@
         <w:pStyle w:val="FirstParagraph"/>
       </w:pPr>
       <w:r>
-        <w:t xml:space="preserve">DOYUN: Лёша, у нас полночь. Сохи ждёт вашего звонка с девяти. Что сказала эксперт?</w:t>
-      </w:r>
-    </w:p>
-    <w:p>
-      <w:pPr>
-        <w:pStyle w:val="BodyText"/>
-      </w:pPr>
-      <w:r>
-        <w:t xml:space="preserve">ALEKSEY: Похвалила резюме. И сразу предупредила про стерилизацию. Сохи, вопрос прямой: стерилизатор меняли?</w:t>
-      </w:r>
-    </w:p>
-    <w:p>
-      <w:pPr>
-        <w:pStyle w:val="BodyText"/>
-      </w:pPr>
-      <w:r>
-        <w:t xml:space="preserve">SOHEE: Меняли. Три года назад. Новый. Больше. Лучше.</w:t>
-      </w:r>
-    </w:p>
-    <w:p>
-      <w:pPr>
-        <w:pStyle w:val="BodyText"/>
-      </w:pPr>
-      <w:r>
-        <w:t xml:space="preserve">OLGA: А валидация после замены?</w:t>
-      </w:r>
-    </w:p>
-    <w:p>
-      <w:pPr>
-        <w:pStyle w:val="BodyText"/>
-      </w:pPr>
-      <w:r>
-        <w:t xml:space="preserve">SOHEE: Была. Есть отчёт. Корейский. Не в досье. Моя ошибка. Опять.</w:t>
-      </w:r>
-    </w:p>
-    <w:p>
-      <w:pPr>
-        <w:pStyle w:val="BodyText"/>
-      </w:pPr>
-      <w:r>
-        <w:t xml:space="preserve">OLGA: Не ошибка. В досье положили старый, потому что метод тот же. Но аппарат другой. Назарова сегодня описала это слово в слово. Как будто видела ваш цех.</w:t>
-      </w:r>
-    </w:p>
-    <w:p>
-      <w:pPr>
-        <w:pStyle w:val="BodyText"/>
-      </w:pPr>
-      <w:r>
-        <w:t xml:space="preserve">DOYUN: Сохи говорит: значит, она видела много заводов. Это страшно.</w:t>
-      </w:r>
-    </w:p>
-    <w:p>
-      <w:pPr>
-        <w:pStyle w:val="BodyText"/>
-      </w:pPr>
-      <w:r>
-        <w:t xml:space="preserve">ALEKSEY: Сколько времени на перевод нового отчёта?</w:t>
-      </w:r>
-    </w:p>
-    <w:p>
-      <w:pPr>
-        <w:pStyle w:val="BodyText"/>
-      </w:pPr>
-      <w:r>
-        <w:t xml:space="preserve">ALINA: Сто двадцать страниц. Технический язык. Три недели, если глоссарий готов.</w:t>
-      </w:r>
-    </w:p>
-    <w:p>
-      <w:pPr>
-        <w:pStyle w:val="BodyText"/>
-      </w:pPr>
-      <w:r>
-        <w:t xml:space="preserve">SOHEE: Отчёт — не всё. Нужна ревалидация. По новому стандарту. Восемь недель.</w:t>
-      </w:r>
-    </w:p>
-    <w:p>
-      <w:pPr>
-        <w:pStyle w:val="BodyText"/>
-      </w:pPr>
-      <w:r>
-        <w:t xml:space="preserve">ALEKSEY: Восемь недель? Плюс перевод — три. Плюс ответы. У нас десять недель.</w:t>
-      </w:r>
-    </w:p>
-    <w:p>
-      <w:pPr>
-        <w:pStyle w:val="BodyText"/>
-      </w:pPr>
-      <w:r>
-        <w:t xml:space="preserve">OLGA: Пятьдесят рабочих дней — это десять недель. Без праздников. Восьмое марта, Первое мая…</w:t>
-      </w:r>
-    </w:p>
-    <w:p>
-      <w:pPr>
-        <w:pStyle w:val="BodyText"/>
-      </w:pPr>
-      <w:r>
-        <w:t xml:space="preserve">IRINA: Первое мая — уже за сроком. Я посчитала. Срок — двадцать пятое апреля.</w:t>
-      </w:r>
-    </w:p>
-    <w:p>
-      <w:pPr>
-        <w:pStyle w:val="BodyText"/>
-      </w:pPr>
-      <w:r>
-        <w:t xml:space="preserve">ALEKSEY: Можно сделать быстрее? Сохи, если работать по выходным?</w:t>
-      </w:r>
-    </w:p>
-    <w:p>
-      <w:pPr>
-        <w:pStyle w:val="BodyText"/>
-      </w:pPr>
-      <w:r>
-        <w:t xml:space="preserve">OLGA: Алексей Николаевич. Быстро и правильно — это разные отделы. Не просите завод торопить стерилизацию.</w:t>
-      </w:r>
-    </w:p>
-    <w:p>
-      <w:pPr>
-        <w:pStyle w:val="BodyText"/>
-      </w:pPr>
-      <w:r>
-        <w:t xml:space="preserve">SOHEE: Нет. Я не тороплю. Я переведу сама. Параллельно. Ночью. Корейский — на русский, медленно.</w:t>
-      </w:r>
-    </w:p>
-    <w:p>
-      <w:pPr>
-        <w:pStyle w:val="BodyText"/>
-      </w:pPr>
-      <w:r>
-        <w:t xml:space="preserve">ALINA: Госпожа Чон, вы сделаете черновик, я сделаю русский. С глоссарием. Мы так экономим две недели.</w:t>
+        <w:t xml:space="preserve">DOYUN: Лёша, у нас уже полночь. Сохи ждёт вашего звонка с девяти. Что сказала эксперт?</w:t>
+      </w:r>
+    </w:p>
+    <w:p>
+      <w:pPr>
+        <w:pStyle w:val="BodyText"/>
+      </w:pPr>
+      <w:r>
+        <w:t xml:space="preserve">ALEKSEY: Похвалила резюме и сразу предупредила про стерилизацию. Сохи, вопрос прямой: стерилизатор у вас меняли?</w:t>
+      </w:r>
+    </w:p>
+    <w:p>
+      <w:pPr>
+        <w:pStyle w:val="BodyText"/>
+      </w:pPr>
+      <w:r>
+        <w:t xml:space="preserve">SOHEE: Да, меняли три года назад. Новый аппарат больше и лучше старого.</w:t>
+      </w:r>
+    </w:p>
+    <w:p>
+      <w:pPr>
+        <w:pStyle w:val="BodyText"/>
+      </w:pPr>
+      <w:r>
+        <w:t xml:space="preserve">OLGA: А валидацию после замены аппарата вы проводили?</w:t>
+      </w:r>
+    </w:p>
+    <w:p>
+      <w:pPr>
+        <w:pStyle w:val="BodyText"/>
+      </w:pPr>
+      <w:r>
+        <w:t xml:space="preserve">SOHEE: Проводили, отчёт есть, но корейский, и его нет в досье. Это моя ошибка, опять.</w:t>
+      </w:r>
+    </w:p>
+    <w:p>
+      <w:pPr>
+        <w:pStyle w:val="BodyText"/>
+      </w:pPr>
+      <w:r>
+        <w:t xml:space="preserve">OLGA: Это не ошибка. В досье положили старый отчёт, потому что метод тот же, но аппарат другой. Назарова сегодня описала это слово в слово, как будто видела ваш цех своими глазами.</w:t>
+      </w:r>
+    </w:p>
+    <w:p>
+      <w:pPr>
+        <w:pStyle w:val="BodyText"/>
+      </w:pPr>
+      <w:r>
+        <w:t xml:space="preserve">DOYUN: Сохи говорит: значит, она видела очень много заводов. И это страшно.</w:t>
+      </w:r>
+    </w:p>
+    <w:p>
+      <w:pPr>
+        <w:pStyle w:val="BodyText"/>
+      </w:pPr>
+      <w:r>
+        <w:t xml:space="preserve">ALEKSEY: Сколько времени понадобится на перевод нового отчёта?</w:t>
+      </w:r>
+    </w:p>
+    <w:p>
+      <w:pPr>
+        <w:pStyle w:val="BodyText"/>
+      </w:pPr>
+      <w:r>
+        <w:t xml:space="preserve">ALINA: Там сто двадцать страниц технического языка. Три недели, если глоссарий готов.</w:t>
+      </w:r>
+    </w:p>
+    <w:p>
+      <w:pPr>
+        <w:pStyle w:val="BodyText"/>
+      </w:pPr>
+      <w:r>
+        <w:t xml:space="preserve">SOHEE: Но отчёт — это не всё. Нужна ревалидация по новому стандарту, а это восемь недель.</w:t>
+      </w:r>
+    </w:p>
+    <w:p>
+      <w:pPr>
+        <w:pStyle w:val="BodyText"/>
+      </w:pPr>
+      <w:r>
+        <w:t xml:space="preserve">ALEKSEY: Восемь недель, плюс три на перевод, плюс ответы. А у нас всего десять недель.</w:t>
+      </w:r>
+    </w:p>
+    <w:p>
+      <w:pPr>
+        <w:pStyle w:val="BodyText"/>
+      </w:pPr>
+      <w:r>
+        <w:t xml:space="preserve">OLGA: Пятьдесят рабочих дней — это десять недель без праздников. А ведь есть Восьмое марта, Первое мая…</w:t>
+      </w:r>
+    </w:p>
+    <w:p>
+      <w:pPr>
+        <w:pStyle w:val="BodyText"/>
+      </w:pPr>
+      <w:r>
+        <w:t xml:space="preserve">IRINA: Первое мая уже за сроком, я посчитала. Наш срок — двадцать пятое апреля.</w:t>
+      </w:r>
+    </w:p>
+    <w:p>
+      <w:pPr>
+        <w:pStyle w:val="BodyText"/>
+      </w:pPr>
+      <w:r>
+        <w:t xml:space="preserve">ALEKSEY: А можно сделать быстрее? Сохи, если работать по выходным?</w:t>
+      </w:r>
+    </w:p>
+    <w:p>
+      <w:pPr>
+        <w:pStyle w:val="BodyText"/>
+      </w:pPr>
+      <w:r>
+        <w:t xml:space="preserve">OLGA: Алексей Николаевич, быстро и правильно — это разные отделы. Не просите завод торопить стерилизацию.</w:t>
+      </w:r>
+    </w:p>
+    <w:p>
+      <w:pPr>
+        <w:pStyle w:val="BodyText"/>
+      </w:pPr>
+      <w:r>
+        <w:t xml:space="preserve">SOHEE: Нет, я не тороплю. Я переведу сама, параллельно и ночью, с корейского на русский, медленно.</w:t>
+      </w:r>
+    </w:p>
+    <w:p>
+      <w:pPr>
+        <w:pStyle w:val="BodyText"/>
+      </w:pPr>
+      <w:r>
+        <w:t xml:space="preserve">ALINA: Госпожа Чон, вы сделаете черновик, а я сделаю русский текст по глоссарию. Так мы сэкономим две недели.</w:t>
       </w:r>
     </w:p>
     <w:p>
@@ -1117,55 +1117,55 @@
         <w:pStyle w:val="BodyText"/>
       </w:pPr>
       <w:r>
-        <w:t xml:space="preserve">ALEKSEY: Доюн, а твой отдел продаж? Ещё два месяца задержки.</w:t>
-      </w:r>
-    </w:p>
-    <w:p>
-      <w:pPr>
-        <w:pStyle w:val="BodyText"/>
-      </w:pPr>
-      <w:r>
-        <w:t xml:space="preserve">DOYUN: Мой отдел продаж считает дни до лета. Каждое замечание эксперта для них — ещё один аргумент. Но я им скажу так: эксперт задаёт вопросы только тем, кого собирается зарегистрировать. Остальным она просто отказывает. Это правда?</w:t>
-      </w:r>
-    </w:p>
-    <w:p>
-      <w:pPr>
-        <w:pStyle w:val="BodyText"/>
-      </w:pPr>
-      <w:r>
-        <w:t xml:space="preserve">OLGA: Не всегда. Но чаще правда, чем нет. Скажите им так. Это хорошо звучит в Сеуле.</w:t>
-      </w:r>
-    </w:p>
-    <w:p>
-      <w:pPr>
-        <w:pStyle w:val="BodyText"/>
-      </w:pPr>
-      <w:r>
-        <w:t xml:space="preserve">IRINA: Ревалидация — это деньги? Кто платит?</w:t>
-      </w:r>
-    </w:p>
-    <w:p>
-      <w:pPr>
-        <w:pStyle w:val="BodyText"/>
-      </w:pPr>
-      <w:r>
-        <w:t xml:space="preserve">SOHEE: Завод. Наш аппарат, наш отчёт, наша ошибка. Президент сказал уже. Без счёта.</w:t>
-      </w:r>
-    </w:p>
-    <w:p>
-      <w:pPr>
-        <w:pStyle w:val="BodyText"/>
-      </w:pPr>
-      <w:r>
-        <w:t xml:space="preserve">IRINA: Без счёта. Первый раз в жизни слышу это от поставщика.</w:t>
-      </w:r>
-    </w:p>
-    <w:p>
-      <w:pPr>
-        <w:pStyle w:val="BodyText"/>
-      </w:pPr>
-      <w:r>
-        <w:t xml:space="preserve">SOHEE: И от меня — последний раз «моя ошибка». Обещаю. Нет. Не обещаю. Работаю.</w:t>
+        <w:t xml:space="preserve">ALEKSEY: Доюн, а что скажет твой отдел продаж? Это ведь ещё два месяца задержки.</w:t>
+      </w:r>
+    </w:p>
+    <w:p>
+      <w:pPr>
+        <w:pStyle w:val="BodyText"/>
+      </w:pPr>
+      <w:r>
+        <w:t xml:space="preserve">DOYUN: Мой отдел продаж считает дни до лета, и каждое замечание эксперта для них ещё один аргумент. Но я скажу им так: эксперт задаёт вопросы только тем, кого собирается зарегистрировать, а остальным она просто отказывает. Это правда, Ольга Петровна?</w:t>
+      </w:r>
+    </w:p>
+    <w:p>
+      <w:pPr>
+        <w:pStyle w:val="BodyText"/>
+      </w:pPr>
+      <w:r>
+        <w:t xml:space="preserve">OLGA: Не всегда, но чаще правда, чем нет. Скажите им именно так, в Сеуле это хорошо прозвучит.</w:t>
+      </w:r>
+    </w:p>
+    <w:p>
+      <w:pPr>
+        <w:pStyle w:val="BodyText"/>
+      </w:pPr>
+      <w:r>
+        <w:t xml:space="preserve">IRINA: А ревалидация — это ведь деньги? Кто будет за неё платить?</w:t>
+      </w:r>
+    </w:p>
+    <w:p>
+      <w:pPr>
+        <w:pStyle w:val="BodyText"/>
+      </w:pPr>
+      <w:r>
+        <w:t xml:space="preserve">SOHEE: Платит завод: наш аппарат, наш отчёт и наша ошибка. Президент уже сказал: без счёта.</w:t>
+      </w:r>
+    </w:p>
+    <w:p>
+      <w:pPr>
+        <w:pStyle w:val="BodyText"/>
+      </w:pPr>
+      <w:r>
+        <w:t xml:space="preserve">IRINA: Без счёта… Я первый раз в жизни слышу это от поставщика.</w:t>
+      </w:r>
+    </w:p>
+    <w:p>
+      <w:pPr>
+        <w:pStyle w:val="BodyText"/>
+      </w:pPr>
+      <w:r>
+        <w:t xml:space="preserve">SOHEE: И от меня вы последний раз слышите «моя ошибка». Обещаю. Нет, не обещаю, а работаю.</w:t>
       </w:r>
     </w:p>
     <w:bookmarkEnd w:id="24"/>
@@ -1183,119 +1183,119 @@
         <w:pStyle w:val="FirstParagraph"/>
       </w:pPr>
       <w:r>
-        <w:t xml:space="preserve">OLGA: Опять балкон. Минус двадцать. Закрывайте дверь, Алексей Николаевич.</w:t>
-      </w:r>
-    </w:p>
-    <w:p>
-      <w:pPr>
-        <w:pStyle w:val="BodyText"/>
-      </w:pPr>
-      <w:r>
-        <w:t xml:space="preserve">ALEKSEY: Можно я постою? Без сигареты.</w:t>
-      </w:r>
-    </w:p>
-    <w:p>
-      <w:pPr>
-        <w:pStyle w:val="BodyText"/>
-      </w:pPr>
-      <w:r>
-        <w:t xml:space="preserve">OLGA: Стойте. Только молча. Нет, говорите. Молча вы громче.</w:t>
-      </w:r>
-    </w:p>
-    <w:p>
-      <w:pPr>
-        <w:pStyle w:val="BodyText"/>
-      </w:pPr>
-      <w:r>
-        <w:t xml:space="preserve">ALEKSEY: Сегодня было «плохо» или «хорошо»? Из трёх раз.</w:t>
-      </w:r>
-    </w:p>
-    <w:p>
-      <w:pPr>
-        <w:pStyle w:val="BodyText"/>
-      </w:pPr>
-      <w:r>
-        <w:t xml:space="preserve">OLGA: Пока не знаю. Узнаю через десять недель. Но Назарова сказала одну вещь, которую не говорила мне двенадцать лет назад: «Я хотела посмотреть на людей». Она прочитала мои бумаги и отказала.</w:t>
-      </w:r>
-    </w:p>
-    <w:p>
-      <w:pPr>
-        <w:pStyle w:val="BodyText"/>
-      </w:pPr>
-      <w:r>
-        <w:t xml:space="preserve">ALEKSEY: Почему она отказала тогда?</w:t>
-      </w:r>
-    </w:p>
-    <w:p>
-      <w:pPr>
-        <w:pStyle w:val="BodyText"/>
-      </w:pPr>
-      <w:r>
-        <w:t xml:space="preserve">OLGA: Препарат был хороший. Досье было красивое. Красивое, а не честное. Я сама его так сделала.</w:t>
-      </w:r>
-    </w:p>
-    <w:p>
-      <w:pPr>
-        <w:pStyle w:val="BodyText"/>
-      </w:pPr>
-      <w:r>
-        <w:t xml:space="preserve">ALEKSEY: Вы? Вы же говорите: «Бумага всё стерпит, эксперт — нет».</w:t>
-      </w:r>
-    </w:p>
-    <w:p>
-      <w:pPr>
-        <w:pStyle w:val="BodyText"/>
-      </w:pPr>
-      <w:r>
-        <w:t xml:space="preserve">OLGA: Эту фразу я придумала после неё. Двенадцать лет назад. Через год после отказа.</w:t>
-      </w:r>
-    </w:p>
-    <w:p>
-      <w:pPr>
-        <w:pStyle w:val="BodyText"/>
-      </w:pPr>
-      <w:r>
-        <w:t xml:space="preserve">ALEKSEY: Значит, Назарова — автор вашей любимой фразы.</w:t>
-      </w:r>
-    </w:p>
-    <w:p>
-      <w:pPr>
-        <w:pStyle w:val="BodyText"/>
-      </w:pPr>
-      <w:r>
-        <w:t xml:space="preserve">OLGA: Не говорите ей. Она будет невыносима. Хотя она и так невыносима.</w:t>
-      </w:r>
-    </w:p>
-    <w:p>
-      <w:pPr>
-        <w:pStyle w:val="BodyText"/>
-      </w:pPr>
-      <w:r>
-        <w:t xml:space="preserve">ALEKSEY: Ольга Петровна, вы её боитесь?</w:t>
-      </w:r>
-    </w:p>
-    <w:p>
-      <w:pPr>
-        <w:pStyle w:val="BodyText"/>
-      </w:pPr>
-      <w:r>
-        <w:t xml:space="preserve">OLGA: Я её уважаю, я говорила. Это хуже. Боятся тех, кто может сделать больно. Уважают тех, кто прав, когда делает больно. Назарова всегда права. Очень неприятное качество для заявителя и очень полезное для пациентки.</w:t>
-      </w:r>
-    </w:p>
-    <w:p>
-      <w:pPr>
-        <w:pStyle w:val="BodyText"/>
-      </w:pPr>
-      <w:r>
-        <w:t xml:space="preserve">ALEKSEY: Значит, сегодня — хороший день.</w:t>
-      </w:r>
-    </w:p>
-    <w:p>
-      <w:pPr>
-        <w:pStyle w:val="BodyText"/>
-      </w:pPr>
-      <w:r>
-        <w:t xml:space="preserve">OLGA: Сегодня — первый из пятидесяти. Идите домой. Завтра — замечание номер один. Термин «стерильный».</w:t>
+        <w:t xml:space="preserve">OLGA: Опять балкон, и опять минус двадцать. Закрывайте дверь, Алексей Николаевич.</w:t>
+      </w:r>
+    </w:p>
+    <w:p>
+      <w:pPr>
+        <w:pStyle w:val="BodyText"/>
+      </w:pPr>
+      <w:r>
+        <w:t xml:space="preserve">ALEKSEY: Можно я просто постою с вами? Без сигареты, конечно.</w:t>
+      </w:r>
+    </w:p>
+    <w:p>
+      <w:pPr>
+        <w:pStyle w:val="BodyText"/>
+      </w:pPr>
+      <w:r>
+        <w:t xml:space="preserve">OLGA: Стойте, только молча. Нет, лучше говорите, потому что молча вы ещё громче.</w:t>
+      </w:r>
+    </w:p>
+    <w:p>
+      <w:pPr>
+        <w:pStyle w:val="BodyText"/>
+      </w:pPr>
+      <w:r>
+        <w:t xml:space="preserve">ALEKSEY: Так сегодня было «плохо» или «хорошо»? Какой из трёх случаев?</w:t>
+      </w:r>
+    </w:p>
+    <w:p>
+      <w:pPr>
+        <w:pStyle w:val="BodyText"/>
+      </w:pPr>
+      <w:r>
+        <w:t xml:space="preserve">OLGA: Пока не знаю, узнаю через десять недель. Но Назарова сказала одну вещь, которую не говорила мне двенадцать лет назад: «Я хотела посмотреть на людей». Тогда она прочитала мои бумаги и просто отказала.</w:t>
+      </w:r>
+    </w:p>
+    <w:p>
+      <w:pPr>
+        <w:pStyle w:val="BodyText"/>
+      </w:pPr>
+      <w:r>
+        <w:t xml:space="preserve">ALEKSEY: А почему она тогда вам отказала? Что было не так?</w:t>
+      </w:r>
+    </w:p>
+    <w:p>
+      <w:pPr>
+        <w:pStyle w:val="BodyText"/>
+      </w:pPr>
+      <w:r>
+        <w:t xml:space="preserve">OLGA: Препарат был хороший, а досье красивое. Красивое, а не честное, и я сама его так сделала.</w:t>
+      </w:r>
+    </w:p>
+    <w:p>
+      <w:pPr>
+        <w:pStyle w:val="BodyText"/>
+      </w:pPr>
+      <w:r>
+        <w:t xml:space="preserve">ALEKSEY: Вы? Но вы же всегда говорите: «Бумага всё стерпит, эксперт — нет».</w:t>
+      </w:r>
+    </w:p>
+    <w:p>
+      <w:pPr>
+        <w:pStyle w:val="BodyText"/>
+      </w:pPr>
+      <w:r>
+        <w:t xml:space="preserve">OLGA: Эту фразу я придумала после неё, двенадцать лет назад, через год после отказа.</w:t>
+      </w:r>
+    </w:p>
+    <w:p>
+      <w:pPr>
+        <w:pStyle w:val="BodyText"/>
+      </w:pPr>
+      <w:r>
+        <w:t xml:space="preserve">ALEKSEY: Значит, Назарова — настоящий автор вашей любимой фразы.</w:t>
+      </w:r>
+    </w:p>
+    <w:p>
+      <w:pPr>
+        <w:pStyle w:val="BodyText"/>
+      </w:pPr>
+      <w:r>
+        <w:t xml:space="preserve">OLGA: Только не говорите ей, иначе она будет невыносима. Хотя она и так невыносима.</w:t>
+      </w:r>
+    </w:p>
+    <w:p>
+      <w:pPr>
+        <w:pStyle w:val="BodyText"/>
+      </w:pPr>
+      <w:r>
+        <w:t xml:space="preserve">ALEKSEY: Ольга Петровна, а вы её всё-таки боитесь?</w:t>
+      </w:r>
+    </w:p>
+    <w:p>
+      <w:pPr>
+        <w:pStyle w:val="BodyText"/>
+      </w:pPr>
+      <w:r>
+        <w:t xml:space="preserve">OLGA: Я её уважаю, я уже говорила, а это хуже. Боятся тех, кто может сделать больно. Уважают тех, кто прав, когда делает больно. А Назарова всегда права. Это очень неприятное качество для заявителя и очень полезное для пациентки.</w:t>
+      </w:r>
+    </w:p>
+    <w:p>
+      <w:pPr>
+        <w:pStyle w:val="BodyText"/>
+      </w:pPr>
+      <w:r>
+        <w:t xml:space="preserve">ALEKSEY: Значит, сегодня всё-таки был хороший день, правда?</w:t>
+      </w:r>
+    </w:p>
+    <w:p>
+      <w:pPr>
+        <w:pStyle w:val="BodyText"/>
+      </w:pPr>
+      <w:r>
+        <w:t xml:space="preserve">OLGA: Сегодня первый день из пятидесяти. Идите домой. Завтра у нас замечание номер один: термин «стерильный».</w:t>
       </w:r>
     </w:p>
     <w:p>
@@ -2120,7 +2120,7 @@
         <w:t xml:space="preserve">“</w:t>
       </w:r>
       <w:r>
-        <w:t xml:space="preserve">За тридцать лет я прочитала тысячи резюме. В девяти из десяти осложнения прячут в таблице на сороковой странице. Вы вынесли их наверх. Я хотела посмотреть на людей, которые так делают.</w:t>
+        <w:t xml:space="preserve">За тридцать лет я прочитала тысячи резюме. В девяти из десяти осложнения прячут в таблице на сороковой странице. А вы вынесли их наверх. Я хотела посмотреть на людей, которые так делают, потому что таких людей я встречаю очень редко.</w:t>
       </w:r>
       <w:r>
         <w:t xml:space="preserve">”</w:t>
@@ -2276,19 +2276,19 @@
               <w:jc w:val="left"/>
             </w:pPr>
             <w:r>
-              <w:t xml:space="preserve">Вы вынесли их наверх.</w:t>
-            </w:r>
-          </w:p>
-        </w:tc>
-        <w:tc>
-          <w:tcPr/>
-          <w:p>
-            <w:pPr>
-              <w:pStyle w:val="Compact"/>
-              <w:jc w:val="left"/>
-            </w:pPr>
-            <w:r>
-              <w:t xml:space="preserve">완료상 과거 — 결과 강조</w:t>
+              <w:t xml:space="preserve">А вы вынесли их наверх.</w:t>
+            </w:r>
+          </w:p>
+        </w:tc>
+        <w:tc>
+          <w:tcPr/>
+          <w:p>
+            <w:pPr>
+              <w:pStyle w:val="Compact"/>
+              <w:jc w:val="left"/>
+            </w:pPr>
+            <w:r>
+              <w:t xml:space="preserve">а + 완료상 과거 — 결과 강조</w:t>
             </w:r>
           </w:p>
         </w:tc>
@@ -2327,6 +2327,44 @@
             </w:pPr>
             <w:r>
               <w:t xml:space="preserve">관계대명사 который</w:t>
+            </w:r>
+          </w:p>
+        </w:tc>
+      </w:tr>
+      <w:tr>
+        <w:tc>
+          <w:tcPr/>
+          <w:p>
+            <w:pPr>
+              <w:pStyle w:val="Compact"/>
+              <w:jc w:val="left"/>
+            </w:pPr>
+            <w:r>
+              <w:t xml:space="preserve">⑤ 이유</w:t>
+            </w:r>
+          </w:p>
+        </w:tc>
+        <w:tc>
+          <w:tcPr/>
+          <w:p>
+            <w:pPr>
+              <w:pStyle w:val="Compact"/>
+              <w:jc w:val="left"/>
+            </w:pPr>
+            <w:r>
+              <w:t xml:space="preserve">потому что таких людей я встречаю очень редко.</w:t>
+            </w:r>
+          </w:p>
+        </w:tc>
+        <w:tc>
+          <w:tcPr/>
+          <w:p>
+            <w:pPr>
+              <w:pStyle w:val="Compact"/>
+              <w:jc w:val="left"/>
+            </w:pPr>
+            <w:r>
+              <w:t xml:space="preserve">потому что + 목적어 도치로 강조</w:t>
             </w:r>
           </w:p>
         </w:tc>
@@ -2350,7 +2388,7 @@
         <w:t xml:space="preserve">“</w:t>
       </w:r>
       <w:r>
-        <w:t xml:space="preserve">За … лет я видел(а)… В девяти из десяти… Вы сделали иначе. Я хотел(а)…</w:t>
+        <w:t xml:space="preserve">За … лет я видел(а)… В девяти из десяти… А вы сделали иначе. Я хотел(а)…, потому что…</w:t>
       </w:r>
       <w:r>
         <w:t xml:space="preserve">”</w:t>
@@ -2369,7 +2407,7 @@
         <w:t xml:space="preserve"> </w:t>
       </w:r>
       <w:r>
-        <w:t xml:space="preserve">за + 기간 · в девяти из десяти · которые</w:t>
+        <w:t xml:space="preserve">за + 기간 · в девяти из десяти · а(그런데) · которые · потому что</w:t>
       </w:r>
       <w:r>
         <w:t xml:space="preserve"> </w:t>
@@ -2385,7 +2423,7 @@
         <w:t xml:space="preserve"> </w:t>
       </w:r>
       <w:r>
-        <w:t xml:space="preserve">경험을 근거로 상대의 예외적인 행동을 인정하는 25~30단어 문장 만들기.</w:t>
+        <w:t xml:space="preserve">경험을 근거로 상대의 예외적인 행동을 인정하는 30~50단어 발화 만들기.</w:t>
       </w:r>
     </w:p>
     <w:bookmarkEnd w:id="30"/>
@@ -2864,119 +2902,119 @@
         <w:pStyle w:val="FirstParagraph"/>
       </w:pPr>
       <w:r>
-        <w:t xml:space="preserve">올가: 알렉세이 니콜라예비치, 문 닫아요. 영하 18도예요. 담배 피우면서 읽는 중이에요.</w:t>
-      </w:r>
-    </w:p>
-    <w:p>
-      <w:pPr>
-        <w:pStyle w:val="BodyText"/>
-      </w:pPr>
-      <w:r>
-        <w:t xml:space="preserve">알렉세이: 뭘 읽으세요? 발코니에선 절대 안 읽으시잖아요.</w:t>
-      </w:r>
-    </w:p>
-    <w:p>
-      <w:pPr>
-        <w:pStyle w:val="BodyText"/>
-      </w:pPr>
-      <w:r>
-        <w:t xml:space="preserve">올가: 감정 기관에서 온 편지요. 금요일 저녁에 왔어요. 주말 내내 못 잤어요.</w:t>
-      </w:r>
-    </w:p>
-    <w:p>
-      <w:pPr>
-        <w:pStyle w:val="BodyText"/>
-      </w:pPr>
-      <w:r>
-        <w:t xml:space="preserve">알렉세이: 나쁜 거예요?</w:t>
-      </w:r>
-    </w:p>
-    <w:p>
-      <w:pPr>
-        <w:pStyle w:val="BodyText"/>
-      </w:pPr>
-      <w:r>
-        <w:t xml:space="preserve">올가: 평범해요. 추가 자료 요청. 지적 열두 개. 서명: 나자로바 T. V.</w:t>
-      </w:r>
-    </w:p>
-    <w:p>
-      <w:pPr>
-        <w:pStyle w:val="BodyText"/>
-      </w:pPr>
-      <w:r>
-        <w:t xml:space="preserve">알렉세이: 열두 개요? 많은 거예요?</w:t>
-      </w:r>
-    </w:p>
-    <w:p>
-      <w:pPr>
-        <w:pStyle w:val="BodyText"/>
-      </w:pPr>
-      <w:r>
-        <w:t xml:space="preserve">올가: 중간이에요. 내 기록은 마흔하나. 더 나쁜 건 0개예요: 심사관이 아직 안 읽었다는 뜻이니까.</w:t>
-      </w:r>
-    </w:p>
-    <w:p>
-      <w:pPr>
-        <w:pStyle w:val="BodyText"/>
-      </w:pPr>
-      <w:r>
-        <w:t xml:space="preserve">알렉세이: 답변 기한은 얼마나 돼요?</w:t>
-      </w:r>
-    </w:p>
-    <w:p>
-      <w:pPr>
-        <w:pStyle w:val="BodyText"/>
-      </w:pPr>
-      <w:r>
-        <w:t xml:space="preserve">올가: 영업일 50일. 시계는 벌써 가고 있어요. 금요일부터.</w:t>
-      </w:r>
-    </w:p>
-    <w:p>
-      <w:pPr>
-        <w:pStyle w:val="BodyText"/>
-      </w:pPr>
-      <w:r>
-        <w:t xml:space="preserve">알렉세이: 50일. 익숙한 숫자네요.</w:t>
-      </w:r>
-    </w:p>
-    <w:p>
-      <w:pPr>
-        <w:pStyle w:val="BodyText"/>
-      </w:pPr>
-      <w:r>
-        <w:t xml:space="preserve">올가: 왜 익숙해요?</w:t>
-      </w:r>
-    </w:p>
-    <w:p>
-      <w:pPr>
-        <w:pStyle w:val="BodyText"/>
-      </w:pPr>
-      <w:r>
-        <w:t xml:space="preserve">알렉세이: 스타스가 그랬거든요: 50일 뒤면 내가 먼저 전화할 거라고. 토요일로 50일이 지났어요.</w:t>
-      </w:r>
-    </w:p>
-    <w:p>
-      <w:pPr>
-        <w:pStyle w:val="BodyText"/>
-      </w:pPr>
-      <w:r>
-        <w:t xml:space="preserve">올가: 그래서요?</w:t>
-      </w:r>
-    </w:p>
-    <w:p>
-      <w:pPr>
-        <w:pStyle w:val="BodyText"/>
-      </w:pPr>
-      <w:r>
-        <w:t xml:space="preserve">알렉세이: 안 했어요. 명함은 판지 옆에 걸려 있어요.</w:t>
-      </w:r>
-    </w:p>
-    <w:p>
-      <w:pPr>
-        <w:pStyle w:val="BodyText"/>
-      </w:pPr>
-      <w:r>
-        <w:t xml:space="preserve">올가: 적었어요. 이리나랑 알리나 불러요. 소리 내서 읽을 거예요. 열두 개 전부.</w:t>
+        <w:t xml:space="preserve">올가: 알렉세이 니콜라예비치, 문 닫아요. 밖은 영하 18도예요. 담배 피우면서 읽는 중이에요.</w:t>
+      </w:r>
+    </w:p>
+    <w:p>
+      <w:pPr>
+        <w:pStyle w:val="BodyText"/>
+      </w:pPr>
+      <w:r>
+        <w:t xml:space="preserve">알렉세이: 뭘 읽으세요? 전엔 발코니에서 한 번도 안 읽으셨잖아요.</w:t>
+      </w:r>
+    </w:p>
+    <w:p>
+      <w:pPr>
+        <w:pStyle w:val="BodyText"/>
+      </w:pPr>
+      <w:r>
+        <w:t xml:space="preserve">올가: 감정 기관에서 온 편지요. 금요일 저녁에 왔는데, 주말 내내 못 잤어요.</w:t>
+      </w:r>
+    </w:p>
+    <w:p>
+      <w:pPr>
+        <w:pStyle w:val="BodyText"/>
+      </w:pPr>
+      <w:r>
+        <w:t xml:space="preserve">알렉세이: 나쁜 편지예요? 바로 말해 주세요, 바로 아는 게 나아요.</w:t>
+      </w:r>
+    </w:p>
+    <w:p>
+      <w:pPr>
+        <w:pStyle w:val="BodyText"/>
+      </w:pPr>
+      <w:r>
+        <w:t xml:space="preserve">올가: 평범해요. 추가 자료 요청이에요. 지적이 열두 개, 맨 아래 서명은 나자로바 T. V.</w:t>
+      </w:r>
+    </w:p>
+    <w:p>
+      <w:pPr>
+        <w:pStyle w:val="BodyText"/>
+      </w:pPr>
+      <w:r>
+        <w:t xml:space="preserve">알렉세이: 지적이 열두 개요? 많은 거예요, 아니면 심사에선 보통이에요?</w:t>
+      </w:r>
+    </w:p>
+    <w:p>
+      <w:pPr>
+        <w:pStyle w:val="BodyText"/>
+      </w:pPr>
+      <w:r>
+        <w:t xml:space="preserve">올가: 중간이에요. 내 기록은 마흔하나예요. 지적이 0이면 더 나빠요. 심사관이 아직 안 읽었다는 뜻이니까요.</w:t>
+      </w:r>
+    </w:p>
+    <w:p>
+      <w:pPr>
+        <w:pStyle w:val="BodyText"/>
+      </w:pPr>
+      <w:r>
+        <w:t xml:space="preserve">알렉세이: 지적에 전부 답하려면 시간이 얼마나 있어요?</w:t>
+      </w:r>
+    </w:p>
+    <w:p>
+      <w:pPr>
+        <w:pStyle w:val="BodyText"/>
+      </w:pPr>
+      <w:r>
+        <w:t xml:space="preserve">올가: 영업일 50일이고, 시계는 이미 금요일부터 돌아가고 있어요.</w:t>
+      </w:r>
+    </w:p>
+    <w:p>
+      <w:pPr>
+        <w:pStyle w:val="BodyText"/>
+      </w:pPr>
+      <w:r>
+        <w:t xml:space="preserve">알렉세이: 50일이라… 정말 익숙한 숫자네요.</w:t>
+      </w:r>
+    </w:p>
+    <w:p>
+      <w:pPr>
+        <w:pStyle w:val="BodyText"/>
+      </w:pPr>
+      <w:r>
+        <w:t xml:space="preserve">올가: 왜 익숙해요? 어디서 들었는데요?</w:t>
+      </w:r>
+    </w:p>
+    <w:p>
+      <w:pPr>
+        <w:pStyle w:val="BodyText"/>
+      </w:pPr>
+      <w:r>
+        <w:t xml:space="preserve">알렉세이: 스타스가 50일 뒤엔 제가 먼저 전화할 거라고 했거든요. 그 50일이 토요일에 지났어요.</w:t>
+      </w:r>
+    </w:p>
+    <w:p>
+      <w:pPr>
+        <w:pStyle w:val="BodyText"/>
+      </w:pPr>
+      <w:r>
+        <w:t xml:space="preserve">올가: 그래서요? 전화했어요, 알렉세이 니콜라예비치?</w:t>
+      </w:r>
+    </w:p>
+    <w:p>
+      <w:pPr>
+        <w:pStyle w:val="BodyText"/>
+      </w:pPr>
+      <w:r>
+        <w:t xml:space="preserve">알렉세이: 안 했어요. 그 명함은 아직 판지 옆에 걸려 있어요.</w:t>
+      </w:r>
+    </w:p>
+    <w:p>
+      <w:pPr>
+        <w:pStyle w:val="BodyText"/>
+      </w:pPr>
+      <w:r>
+        <w:t xml:space="preserve">올가: 적었어요. 이리나와 알리나를 불러요. 지적 열두 개를 전부 소리 내서 읽을 거예요.</w:t>
       </w:r>
     </w:p>
     <w:bookmarkEnd w:id="33"/>
@@ -2994,15 +3032,15 @@
         <w:pStyle w:val="FirstParagraph"/>
       </w:pPr>
       <w:r>
-        <w:t xml:space="preserve">이리나: 왔어요. 알리나도요. 차는 뜨겁고, 출력본은 탁자 위에. 세 부씩.</w:t>
-      </w:r>
-    </w:p>
-    <w:p>
-      <w:pPr>
-        <w:pStyle w:val="BodyText"/>
-      </w:pPr>
-      <w:r>
-        <w:t xml:space="preserve">알리나: 제 건 벌써 읽었어요. 지적 두 개가 번역 관련이에요. 제 거예요.</w:t>
+        <w:t xml:space="preserve">이리나: 저 왔어요, 알리나도요. 차는 뜨겁고, 출력물은 탁자 위에 세 부씩 있어요.</w:t>
+      </w:r>
+    </w:p>
+    <w:p>
+      <w:pPr>
+        <w:pStyle w:val="BodyText"/>
+      </w:pPr>
+      <w:r>
+        <w:t xml:space="preserve">알리나: 제 건 벌써 읽었어요. 번역에 관한 지적이 두 개인데, 그건 제 거예요.</w:t>
       </w:r>
     </w:p>
     <w:p>
@@ -3018,255 +3056,255 @@
         <w:pStyle w:val="BodyText"/>
       </w:pPr>
       <w:r>
-        <w:t xml:space="preserve">알리나: 그건 제가 아니에요. 한국 쪽 옛 번역이에요. 용어집 전.</w:t>
-      </w:r>
-    </w:p>
-    <w:p>
-      <w:pPr>
-        <w:pStyle w:val="BodyText"/>
-      </w:pPr>
-      <w:r>
-        <w:t xml:space="preserve">올가: 누군지는 중요하지 않아요. 심사관이 알아챘다는 게 중요하죠. 보드에 뭐라고 쓰여 있어요?</w:t>
-      </w:r>
-    </w:p>
-    <w:p>
-      <w:pPr>
-        <w:pStyle w:val="BodyText"/>
-      </w:pPr>
-      <w:r>
-        <w:t xml:space="preserve">알렉세이: 「용어는 하나여야 한다」. 올가 페트로브나, 첫날 거셨죠.</w:t>
-      </w:r>
-    </w:p>
-    <w:p>
-      <w:pPr>
-        <w:pStyle w:val="BodyText"/>
-      </w:pPr>
-      <w:r>
-        <w:t xml:space="preserve">올가: 첫 번째 지적이 나올 걸 알았으니까요. 2번: 유효 기간. 24개월 차 검토자 서명.</w:t>
-      </w:r>
-    </w:p>
-    <w:p>
-      <w:pPr>
-        <w:pStyle w:val="BodyText"/>
-      </w:pPr>
-      <w:r>
-        <w:t xml:space="preserve">이리나: 일탈 112번. 첨부했잖아요. 못 봤대요?</w:t>
-      </w:r>
-    </w:p>
-    <w:p>
-      <w:pPr>
-        <w:pStyle w:val="BodyText"/>
-      </w:pPr>
-      <w:r>
-        <w:t xml:space="preserve">올가: 봤어요. 이렇게 썼어요: 「재발 방지를 위해 어떤 조치를 취했는지 설명 바람」. 비난이 아니에요. 시험이에요. 공장이 오류가 왜 생겼는지 아는지, 아니면 그냥 기록만 했는지 보는 거죠. 기록은 절반이에요. 시스템을 고치는 게 나머지 절반이고요.</w:t>
-      </w:r>
-    </w:p>
-    <w:p>
-      <w:pPr>
-        <w:pStyle w:val="BodyText"/>
-      </w:pPr>
-      <w:r>
-        <w:t xml:space="preserve">알렉세이: 그러니까 소희 씨 답변이 필요하네요.</w:t>
-      </w:r>
-    </w:p>
-    <w:p>
-      <w:pPr>
-        <w:pStyle w:val="BodyText"/>
-      </w:pPr>
-      <w:r>
-        <w:t xml:space="preserve">올가: 필요해요. 3번: 리도카인 농도의 근거. 왜 0.3퍼센트이고 더 낮지 않은가.</w:t>
-      </w:r>
-    </w:p>
-    <w:p>
-      <w:pPr>
-        <w:pStyle w:val="BodyText"/>
-      </w:pPr>
-      <w:r>
-        <w:t xml:space="preserve">이리나: 그건 화학이네요. 공장 몫이에요.</w:t>
-      </w:r>
-    </w:p>
-    <w:p>
-      <w:pPr>
-        <w:pStyle w:val="BodyText"/>
-      </w:pPr>
-      <w:r>
-        <w:t xml:space="preserve">올가: 공장 몫이죠. 4번. 이거예요. 코르닐로바가 예언한 거: 「러시아 환자는 어디 있나?」</w:t>
-      </w:r>
-    </w:p>
-    <w:p>
-      <w:pPr>
-        <w:pStyle w:val="BodyText"/>
-      </w:pPr>
-      <w:r>
-        <w:t xml:space="preserve">알렉세이: 코르닐로바가 알았네요. 토씨 하나 안 틀리고.</w:t>
-      </w:r>
-    </w:p>
-    <w:p>
-      <w:pPr>
-        <w:pStyle w:val="BodyText"/>
-      </w:pPr>
-      <w:r>
-        <w:t xml:space="preserve">올가: 거의요. 나자로바는 더 정중하게 썼어요: 「자료의 러시아 인구 집단 적용 가능성을 입증할 것」.</w:t>
-      </w:r>
-    </w:p>
-    <w:p>
-      <w:pPr>
-        <w:pStyle w:val="BodyText"/>
-      </w:pPr>
-      <w:r>
-        <w:t xml:space="preserve">알리나: 그게 같은 말이에요?</w:t>
-      </w:r>
-    </w:p>
-    <w:p>
-      <w:pPr>
-        <w:pStyle w:val="BodyText"/>
-      </w:pPr>
-      <w:r>
-        <w:t xml:space="preserve">올가: 같은 말이에요, 넥타이만 맸을 뿐. 5번 — 얇은 피부. 「유용한 항목임」.</w:t>
-      </w:r>
-    </w:p>
-    <w:p>
-      <w:pPr>
-        <w:pStyle w:val="BodyText"/>
-      </w:pPr>
-      <w:r>
-        <w:t xml:space="preserve">알렉세이: 칭찬이에요?</w:t>
-      </w:r>
-    </w:p>
-    <w:p>
-      <w:pPr>
-        <w:pStyle w:val="BodyText"/>
-      </w:pPr>
-      <w:r>
-        <w:t xml:space="preserve">올가: 나자로바한테서라면 — 네. 거의 훈장이죠. 그래도 질문은 있어요: 어떤 데이터인가?</w:t>
-      </w:r>
-    </w:p>
-    <w:p>
-      <w:pPr>
-        <w:pStyle w:val="BodyText"/>
-      </w:pPr>
-      <w:r>
-        <w:t xml:space="preserve">이리나: 6번하고 7번은 보여요. 표시 사항. 상자의 글자 크기. 그리고 금기 사항.</w:t>
-      </w:r>
-    </w:p>
-    <w:p>
-      <w:pPr>
-        <w:pStyle w:val="BodyText"/>
-      </w:pPr>
-      <w:r>
-        <w:t xml:space="preserve">올가: 6번은 별거 아니에요. 7번은 아니에요. 사용설명서엔 금기 사항이 여덟 개. 도시에엔 아홉 개.</w:t>
-      </w:r>
-    </w:p>
-    <w:p>
-      <w:pPr>
-        <w:pStyle w:val="BodyText"/>
-      </w:pPr>
-      <w:r>
-        <w:t xml:space="preserve">알리나: 아홉 개요? 전 아홉 개 번역했어요. 기억해요.</w:t>
-      </w:r>
-    </w:p>
-    <w:p>
-      <w:pPr>
-        <w:pStyle w:val="BodyText"/>
-      </w:pPr>
-      <w:r>
-        <w:t xml:space="preserve">올가: 그럼 편집하다가 하나 빠졌거나. 번역하다가. 찾을 거예요. 8번: 주예바 보고서.</w:t>
-      </w:r>
-    </w:p>
-    <w:p>
-      <w:pPr>
-        <w:pStyle w:val="BodyText"/>
-      </w:pPr>
-      <w:r>
-        <w:t xml:space="preserve">이리나: 1월에 왔어요. 도시에는 11월에 냈고요. 그땐 보고서가 없었죠.</w:t>
-      </w:r>
-    </w:p>
-    <w:p>
-      <w:pPr>
-        <w:pStyle w:val="BodyText"/>
-      </w:pPr>
-      <w:r>
-        <w:t xml:space="preserve">올가: 그래서 요청하는 거예요. 선물이에요: 보고서는 이미 탁자 위에. 9번 — 공장 인증서, 4월까지.</w:t>
-      </w:r>
-    </w:p>
-    <w:p>
-      <w:pPr>
-        <w:pStyle w:val="BodyText"/>
-      </w:pPr>
-      <w:r>
-        <w:t xml:space="preserve">알렉세이: 소희 씨 편지! 세 줄. 올가 페트로브나, 원주에서 이걸 내다보셨군요.</w:t>
-      </w:r>
-    </w:p>
-    <w:p>
-      <w:pPr>
-        <w:pStyle w:val="BodyText"/>
-      </w:pPr>
-      <w:r>
-        <w:t xml:space="preserve">올가: 마흔 번은 봤어요. 답은 준비됐어요. 선물 하나 더. 10번: 등록 후 관찰 계획.</w:t>
-      </w:r>
-    </w:p>
-    <w:p>
-      <w:pPr>
-        <w:pStyle w:val="BodyText"/>
-      </w:pPr>
-      <w:r>
-        <w:t xml:space="preserve">이리나: 환자 100명, 클리닉 세 곳. 있잖아요.</w:t>
-      </w:r>
-    </w:p>
-    <w:p>
-      <w:pPr>
-        <w:pStyle w:val="BodyText"/>
-      </w:pPr>
-      <w:r>
-        <w:t xml:space="preserve">올가: 우리한텐 약속이 있죠. 그 사람한텐 프로토콜이 필요해요. 방법, 일정, 양식까지. 약속은 서류가 아니에요.</w:t>
-      </w:r>
-    </w:p>
-    <w:p>
-      <w:pPr>
-        <w:pStyle w:val="BodyText"/>
-      </w:pPr>
-      <w:r>
-        <w:t xml:space="preserve">이리나: 드디어 누가 내 말을 하네요.</w:t>
-      </w:r>
-    </w:p>
-    <w:p>
-      <w:pPr>
-        <w:pStyle w:val="BodyText"/>
-      </w:pPr>
-      <w:r>
-        <w:t xml:space="preserve">올가: 11번. 멸균 밸리데이션. 10년 전 보고서, 옛 기준. 현재 데이터를 원해요. 열두 개 중 제일 무거운 거예요. 새 밸리데이션이면 공장에서 몇 주 일이에요. 그리고 소희 씨는 옛 보고서가 왜 아직 유효한지 설명해야 할 거고요.</w:t>
-      </w:r>
-    </w:p>
-    <w:p>
-      <w:pPr>
-        <w:pStyle w:val="BodyText"/>
-      </w:pPr>
-      <w:r>
-        <w:t xml:space="preserve">알렉세이: 12번은요?</w:t>
-      </w:r>
-    </w:p>
-    <w:p>
-      <w:pPr>
-        <w:pStyle w:val="BodyText"/>
-      </w:pPr>
-      <w:r>
-        <w:t xml:space="preserve">올가: 12번은 이상해요. 「위임 대리인을 상담에 보낼 것」. 직접. 목요일에.</w:t>
-      </w:r>
-    </w:p>
-    <w:p>
-      <w:pPr>
-        <w:pStyle w:val="BodyText"/>
-      </w:pPr>
-      <w:r>
-        <w:t xml:space="preserve">알리나: 그게 보통이에요? 심사관이 만나고 싶어 한다고요?</w:t>
-      </w:r>
-    </w:p>
-    <w:p>
-      <w:pPr>
-        <w:pStyle w:val="BodyText"/>
-      </w:pPr>
-      <w:r>
-        <w:t xml:space="preserve">올가: 드물어요. 20년 동안 세 번. 두 번은 아주 나빴어요. 한 번은 아주 좋았고요. 알렉세이 니콜라예비치, 목요일에 나랑 같이 가요. 넥타이 매고요.</w:t>
+        <w:t xml:space="preserve">알리나: 하지만 그건 제가 아니에요. 용어집 전, 한국 측의 옛날 번역이에요.</w:t>
+      </w:r>
+    </w:p>
+    <w:p>
+      <w:pPr>
+        <w:pStyle w:val="BodyText"/>
+      </w:pPr>
+      <w:r>
+        <w:t xml:space="preserve">올가: 누가 했는지는 중요하지 않아요. 심사관이 알아챘다는 게 중요하죠. 우리 칠판은 뭐라고 해요?</w:t>
+      </w:r>
+    </w:p>
+    <w:p>
+      <w:pPr>
+        <w:pStyle w:val="BodyText"/>
+      </w:pPr>
+      <w:r>
+        <w:t xml:space="preserve">알렉세이: 「용어는 하나여야 한다.」 올가 페트로브나가 맨 첫날 거셨잖아요.</w:t>
+      </w:r>
+    </w:p>
+    <w:p>
+      <w:pPr>
+        <w:pStyle w:val="BodyText"/>
+      </w:pPr>
+      <w:r>
+        <w:t xml:space="preserve">올가: 첫 번째 지적이 나올 걸 알았으니까요. 지적 2: 유효기간, 24개월 차의 검토자 서명.</w:t>
+      </w:r>
+    </w:p>
+    <w:p>
+      <w:pPr>
+        <w:pStyle w:val="BodyText"/>
+      </w:pPr>
+      <w:r>
+        <w:t xml:space="preserve">이리나: 하지만 일탈 112번이 있잖아요, 첨부했어요. 그걸 못 봤나요?</w:t>
+      </w:r>
+    </w:p>
+    <w:p>
+      <w:pPr>
+        <w:pStyle w:val="BodyText"/>
+      </w:pPr>
+      <w:r>
+        <w:t xml:space="preserve">올가: 봤어요. 이렇게 썼어요: 「재발 방지를 위해 어떤 조치를 취했는지 설명 바람.」 비난이 아니라 시험이에요. 공장이 왜 오류가 생겼는지 아는지, 아니면 그냥 기록만 했는지 보는 거예요. 기록하는 건 절반이고, 시스템을 고치는 게 나머지 절반이에요.</w:t>
+      </w:r>
+    </w:p>
+    <w:p>
+      <w:pPr>
+        <w:pStyle w:val="BodyText"/>
+      </w:pPr>
+      <w:r>
+        <w:t xml:space="preserve">알렉세이: 그럼 소희 씨 답변이 필요하네요, 되도록 빨리요.</w:t>
+      </w:r>
+    </w:p>
+    <w:p>
+      <w:pPr>
+        <w:pStyle w:val="BodyText"/>
+      </w:pPr>
+      <w:r>
+        <w:t xml:space="preserve">올가: 네, 필요해요. 지적 3: 리도카인 농도의 근거. 왜 더 낮지 않고 0.3%인지.</w:t>
+      </w:r>
+    </w:p>
+    <w:p>
+      <w:pPr>
+        <w:pStyle w:val="BodyText"/>
+      </w:pPr>
+      <w:r>
+        <w:t xml:space="preserve">이리나: 그건 화학이니까 우리가 아니라 공장에 물어볼 질문이에요.</w:t>
+      </w:r>
+    </w:p>
+    <w:p>
+      <w:pPr>
+        <w:pStyle w:val="BodyText"/>
+      </w:pPr>
+      <w:r>
+        <w:t xml:space="preserve">올가: 네, 공장 몫이에요. 지적 4… 여기 있네요. 코르닐로바가 예언한 거요. 「러시아 환자는 어디 있습니까?」</w:t>
+      </w:r>
+    </w:p>
+    <w:p>
+      <w:pPr>
+        <w:pStyle w:val="BodyText"/>
+      </w:pPr>
+      <w:r>
+        <w:t xml:space="preserve">알렉세이: 코르닐로바는 미리 알았어요. 토씨 하나 안 틀리고 말했어요.</w:t>
+      </w:r>
+    </w:p>
+    <w:p>
+      <w:pPr>
+        <w:pStyle w:val="BodyText"/>
+      </w:pPr>
+      <w:r>
+        <w:t xml:space="preserve">올가: 거의요. 나자로바는 더 정중하게 써요. 「자료가 러시아 인구 집단에 적용 가능함을 입증할 것.」</w:t>
+      </w:r>
+    </w:p>
+    <w:p>
+      <w:pPr>
+        <w:pStyle w:val="BodyText"/>
+      </w:pPr>
+      <w:r>
+        <w:t xml:space="preserve">알리나: 죄송하지만 그게 말만 다르지 같은 거 아니에요?</w:t>
+      </w:r>
+    </w:p>
+    <w:p>
+      <w:pPr>
+        <w:pStyle w:val="BodyText"/>
+      </w:pPr>
+      <w:r>
+        <w:t xml:space="preserve">올가: 같은 거예요, 넥타이를 맸을 뿐. 지적 5는 얇은 피부인데, 「유용한 항목」이라고 쓰여 있어요.</w:t>
+      </w:r>
+    </w:p>
+    <w:p>
+      <w:pPr>
+        <w:pStyle w:val="BodyText"/>
+      </w:pPr>
+      <w:r>
+        <w:t xml:space="preserve">알렉세이: 「유용한 항목」이요? 심사관이 칭찬한 거예요?</w:t>
+      </w:r>
+    </w:p>
+    <w:p>
+      <w:pPr>
+        <w:pStyle w:val="BodyText"/>
+      </w:pPr>
+      <w:r>
+        <w:t xml:space="preserve">올가: 나자로바한테서라면 그래요, 거의 훈장이죠. 하지만 질문은 여전히 있어요. 어떤 데이터냐는 거죠.</w:t>
+      </w:r>
+    </w:p>
+    <w:p>
+      <w:pPr>
+        <w:pStyle w:val="BodyText"/>
+      </w:pPr>
+      <w:r>
+        <w:t xml:space="preserve">이리나: 6번과 7번은 보여요. 표시 사항, 그러니까 상자의 글자 크기, 그리고 금기 사항이요.</w:t>
+      </w:r>
+    </w:p>
+    <w:p>
+      <w:pPr>
+        <w:pStyle w:val="BodyText"/>
+      </w:pPr>
+      <w:r>
+        <w:t xml:space="preserve">올가: 6번은 별거 아니지만 7번은 아니에요. 설명서엔 금기 사항이 여덟 개인데, 도시에엔 아홉 개예요.</w:t>
+      </w:r>
+    </w:p>
+    <w:p>
+      <w:pPr>
+        <w:pStyle w:val="BodyText"/>
+      </w:pPr>
+      <w:r>
+        <w:t xml:space="preserve">알리나: 아홉 개요? 전 금기 사항 아홉 개를 번역했어요, 확실히 기억해요.</w:t>
+      </w:r>
+    </w:p>
+    <w:p>
+      <w:pPr>
+        <w:pStyle w:val="BodyText"/>
+      </w:pPr>
+      <w:r>
+        <w:t xml:space="preserve">올가: 그럼 편집이나 번역 중에 하나가 빠진 거예요. 찾을 거예요. 지적 8: 주예바 성적서.</w:t>
+      </w:r>
+    </w:p>
+    <w:p>
+      <w:pPr>
+        <w:pStyle w:val="BodyText"/>
+      </w:pPr>
+      <w:r>
+        <w:t xml:space="preserve">이리나: 그건 1월에야 왔고, 도시에는 11월에 냈어요. 그땐 성적서가 아직 없었어요.</w:t>
+      </w:r>
+    </w:p>
+    <w:p>
+      <w:pPr>
+        <w:pStyle w:val="BodyText"/>
+      </w:pPr>
+      <w:r>
+        <w:t xml:space="preserve">올가: 그래서 요청한 거죠. 대신 이건 선물이에요. 성적서는 이미 책상 위에 있어요. 지적 9: 4월까지 유효한 공장 인증서.</w:t>
+      </w:r>
+    </w:p>
+    <w:p>
+      <w:pPr>
+        <w:pStyle w:val="BodyText"/>
+      </w:pPr>
+      <w:r>
+        <w:t xml:space="preserve">알렉세이: 소희 씨의 세 줄짜리 편지! 올가 페트로브나, 원주에서 이미 이걸 내다보셨죠.</w:t>
+      </w:r>
+    </w:p>
+    <w:p>
+      <w:pPr>
+        <w:pStyle w:val="BodyText"/>
+      </w:pPr>
+      <w:r>
+        <w:t xml:space="preserve">올가: 마흔 번은 본 거라 답은 이미 준비돼 있어요. 선물이 하나 더 있어요. 지적 10: 등록 후 관찰 계획.</w:t>
+      </w:r>
+    </w:p>
+    <w:p>
+      <w:pPr>
+        <w:pStyle w:val="BodyText"/>
+      </w:pPr>
+      <w:r>
+        <w:t xml:space="preserve">이리나: 환자 100명, 클리닉 세 곳. 그건 이미 다 있어요.</w:t>
+      </w:r>
+    </w:p>
+    <w:p>
+      <w:pPr>
+        <w:pStyle w:val="BodyText"/>
+      </w:pPr>
+      <w:r>
+        <w:t xml:space="preserve">올가: 우리한텐 약속이 있죠. 그 사람한텐 방법, 기한, 양식이 있는 프로토콜이 필요해요. 약속은 서류가 아니에요.</w:t>
+      </w:r>
+    </w:p>
+    <w:p>
+      <w:pPr>
+        <w:pStyle w:val="BodyText"/>
+      </w:pPr>
+      <w:r>
+        <w:t xml:space="preserve">이리나: 드디어 누가 제 말을 하네요. 1년 동안 기다렸어요.</w:t>
+      </w:r>
+    </w:p>
+    <w:p>
+      <w:pPr>
+        <w:pStyle w:val="BodyText"/>
+      </w:pPr>
+      <w:r>
+        <w:t xml:space="preserve">올가: 지적 11: 멸균 밸리데이션. 10년 전 옛 기준의 보고서인데, 현재 데이터를 원해요. 열두 개 중 가장 무거워요. 새 밸리데이션은 공장에서 몇 주가 걸리는 일이니까요. 그리고 소희 씨는 옛 보고서가 왜 아직 유효한지 설명해야 할 거예요.</w:t>
+      </w:r>
+    </w:p>
+    <w:p>
+      <w:pPr>
+        <w:pStyle w:val="BodyText"/>
+      </w:pPr>
+      <w:r>
+        <w:t xml:space="preserve">알렉세이: 그럼 지적 12는 뭐예요? 하나쯤은 간단한 거면 좋겠어요.</w:t>
+      </w:r>
+    </w:p>
+    <w:p>
+      <w:pPr>
+        <w:pStyle w:val="BodyText"/>
+      </w:pPr>
+      <w:r>
+        <w:t xml:space="preserve">올가: 12번은 이상해요. 「공식 대리인을 상담에 보내 줄 것.」 직접, 목요일에요.</w:t>
+      </w:r>
+    </w:p>
+    <w:p>
+      <w:pPr>
+        <w:pStyle w:val="BodyText"/>
+      </w:pPr>
+      <w:r>
+        <w:t xml:space="preserve">알리나: 그게 정상이에요? 심사관이 직접 보자고 하는 게요?</w:t>
+      </w:r>
+    </w:p>
+    <w:p>
+      <w:pPr>
+        <w:pStyle w:val="BodyText"/>
+      </w:pPr>
+      <w:r>
+        <w:t xml:space="preserve">올가: 드문 일이에요. 20년 동안 딱 세 번. 두 번은 아주 나빴고, 한 번은 아주 좋았어요. 알렉세이 니콜라예비치, 목요일에 나랑 같이 가요. 그리고 넥타이 매요.</w:t>
       </w:r>
     </w:p>
     <w:bookmarkEnd w:id="34"/>
@@ -3284,71 +3322,71 @@
         <w:pStyle w:val="FirstParagraph"/>
       </w:pPr>
       <w:r>
-        <w:t xml:space="preserve">나자로바: 나자로바 타마라 빅토로브나입니다. 앉으세요. 상담은 기록됩니다. 이의 없으시죠?</w:t>
-      </w:r>
-    </w:p>
-    <w:p>
-      <w:pPr>
-        <w:pStyle w:val="BodyText"/>
-      </w:pPr>
-      <w:r>
-        <w:t xml:space="preserve">알렉세이: 없습니다. 오히려 반가워요. 저희 재무 이사가 기록 사본을 부탁했어요.</w:t>
-      </w:r>
-    </w:p>
-    <w:p>
-      <w:pPr>
-        <w:pStyle w:val="BodyText"/>
-      </w:pPr>
-      <w:r>
-        <w:t xml:space="preserve">나자로바: 받아 가세요. 올가 페트로브나, 오랜만이네요. 12년.</w:t>
-      </w:r>
-    </w:p>
-    <w:p>
-      <w:pPr>
-        <w:pStyle w:val="BodyText"/>
-      </w:pPr>
-      <w:r>
-        <w:t xml:space="preserve">올가: 12년이죠, 타마라 빅토로브나. 그때 제 약을 거절하셨어요.</w:t>
-      </w:r>
-    </w:p>
-    <w:p>
-      <w:pPr>
-        <w:pStyle w:val="BodyText"/>
-      </w:pPr>
-      <w:r>
-        <w:t xml:space="preserve">나자로바: 거절했죠. 그때 당신은 내게 동의하지 않았고요.</w:t>
-      </w:r>
-    </w:p>
-    <w:p>
-      <w:pPr>
-        <w:pStyle w:val="BodyText"/>
-      </w:pPr>
-      <w:r>
-        <w:t xml:space="preserve">올가: 동의 안 했죠. 1년 뒤에야 선생님이 옳았다는 걸 알았어요.</w:t>
-      </w:r>
-    </w:p>
-    <w:p>
-      <w:pPr>
-        <w:pStyle w:val="BodyText"/>
-      </w:pPr>
-      <w:r>
-        <w:t xml:space="preserve">나자로바: 알아요. 편지를 썼잖아요. 짧게. 세 줄. 아직 갖고 있어요.</w:t>
-      </w:r>
-    </w:p>
-    <w:p>
-      <w:pPr>
-        <w:pStyle w:val="BodyText"/>
-      </w:pPr>
-      <w:r>
-        <w:t xml:space="preserve">알렉세이: 세 줄. 저희 회사 스타일이에요.</w:t>
-      </w:r>
-    </w:p>
-    <w:p>
-      <w:pPr>
-        <w:pStyle w:val="BodyText"/>
-      </w:pPr>
-      <w:r>
-        <w:t xml:space="preserve">나자로바: 당신이 보론초프? 위임 대리인. 내가 왜 불렀다고 생각해요?</w:t>
+        <w:t xml:space="preserve">나자로바: 나자로바 타마라 빅토로브나예요. 앉으세요. 상담은 기록됩니다. 이의 없으시죠?</w:t>
+      </w:r>
+    </w:p>
+    <w:p>
+      <w:pPr>
+        <w:pStyle w:val="BodyText"/>
+      </w:pPr>
+      <w:r>
+        <w:t xml:space="preserve">알렉세이: 이의 없습니다, 오히려 좋습니다. 저희 재무 이사가 기록 사본을 부탁했어요.</w:t>
+      </w:r>
+    </w:p>
+    <w:p>
+      <w:pPr>
+        <w:pStyle w:val="BodyText"/>
+      </w:pPr>
+      <w:r>
+        <w:t xml:space="preserve">나자로바: 받으실 거예요. 올가 페트로브나, 오랜만이네요. 12년 만이죠.</w:t>
+      </w:r>
+    </w:p>
+    <w:p>
+      <w:pPr>
+        <w:pStyle w:val="BodyText"/>
+      </w:pPr>
+      <w:r>
+        <w:t xml:space="preserve">올가: 12년이에요, 타마라 빅토로브나. 그때 제 의약품을 거절하셨죠.</w:t>
+      </w:r>
+    </w:p>
+    <w:p>
+      <w:pPr>
+        <w:pStyle w:val="BodyText"/>
+      </w:pPr>
+      <w:r>
+        <w:t xml:space="preserve">나자로바: 네, 거절했어요. 그리고 당신은 그때 내 말에 동의하지 않았죠.</w:t>
+      </w:r>
+    </w:p>
+    <w:p>
+      <w:pPr>
+        <w:pStyle w:val="BodyText"/>
+      </w:pPr>
+      <w:r>
+        <w:t xml:space="preserve">올가: 동의하지 않았어요. 하지만 1년 뒤 선생님이 옳았다는 걸 알았어요.</w:t>
+      </w:r>
+    </w:p>
+    <w:p>
+      <w:pPr>
+        <w:pStyle w:val="BodyText"/>
+      </w:pPr>
+      <w:r>
+        <w:t xml:space="preserve">나자로바: 알아요. 편지를 썼잖아요, 짧게, 세 줄로. 아직도 갖고 있어요.</w:t>
+      </w:r>
+    </w:p>
+    <w:p>
+      <w:pPr>
+        <w:pStyle w:val="BodyText"/>
+      </w:pPr>
+      <w:r>
+        <w:t xml:space="preserve">알렉세이: 세 줄은 이제 저희 회사의 고유한 스타일이에요.</w:t>
+      </w:r>
+    </w:p>
+    <w:p>
+      <w:pPr>
+        <w:pStyle w:val="BodyText"/>
+      </w:pPr>
+      <w:r>
+        <w:t xml:space="preserve">나자로바: 당신이 보론초프, 공식 대리인이죠? 내가 왜 불렀다고 생각해요?</w:t>
       </w:r>
     </w:p>
     <w:p>
@@ -3364,159 +3402,159 @@
         <w:pStyle w:val="BodyText"/>
       </w:pPr>
       <w:r>
-        <w:t xml:space="preserve">나자로바: 솔직하네요. 좋아요. 요약 때문에 불렀어요. 2쪽에 있는 결절 세 건 때문에.</w:t>
-      </w:r>
-    </w:p>
-    <w:p>
-      <w:pPr>
-        <w:pStyle w:val="BodyText"/>
-      </w:pPr>
-      <w:r>
-        <w:t xml:space="preserve">알렉세이: 그건 저희 의사가 했어요. 코르닐로바요. 그리고 공장 — 정 팀장님이 요약을 새로 썼고요.</w:t>
-      </w:r>
-    </w:p>
-    <w:p>
-      <w:pPr>
-        <w:pStyle w:val="BodyText"/>
-      </w:pPr>
-      <w:r>
-        <w:t xml:space="preserve">나자로바: 30년 동안 요약을 수천 개 읽었어요. 열에 아홉은 합병증을 40쪽 표에 숨겨요. 당신들은 그걸 앞으로 끌어냈죠. 그렇게 하는 사람들을 보고 싶었어요.</w:t>
-      </w:r>
-    </w:p>
-    <w:p>
-      <w:pPr>
-        <w:pStyle w:val="BodyText"/>
-      </w:pPr>
-      <w:r>
-        <w:t xml:space="preserve">올가: 타마라 빅토로브나, 그 말씀은 지적 열두 개가…</w:t>
-      </w:r>
-    </w:p>
-    <w:p>
-      <w:pPr>
-        <w:pStyle w:val="BodyText"/>
-      </w:pPr>
-      <w:r>
-        <w:t xml:space="preserve">나자로바: 지적에 대해선 아무 의미 없어요. 칭찬은 등록이 아니에요. 열두 개 전부 그대로예요.</w:t>
-      </w:r>
-    </w:p>
-    <w:p>
-      <w:pPr>
-        <w:pStyle w:val="BodyText"/>
-      </w:pPr>
-      <w:r>
-        <w:t xml:space="preserve">알렉세이: 알겠습니다. 4번에 대해 여쭤봐도 될까요? 러시아 환자요.</w:t>
-      </w:r>
-    </w:p>
-    <w:p>
-      <w:pPr>
-        <w:pStyle w:val="BodyText"/>
-      </w:pPr>
-      <w:r>
-        <w:t xml:space="preserve">나자로바: 물어보세요. 그러려고 하는 상담이에요.</w:t>
-      </w:r>
-    </w:p>
-    <w:p>
-      <w:pPr>
-        <w:pStyle w:val="BodyText"/>
-      </w:pPr>
-      <w:r>
-        <w:t xml:space="preserve">알렉세이: 러시아에서 임상시험을 요구하시는 건가요? 그건 1년에 1,500만이에요.</w:t>
-      </w:r>
-    </w:p>
-    <w:p>
-      <w:pPr>
-        <w:pStyle w:val="BodyText"/>
-      </w:pPr>
-      <w:r>
-        <w:t xml:space="preserve">나자로바: 요구 안 해요. 근거를 요구하죠. 한국 데이터가 왜 러시아 피부에 통하는지. 차이가 어디 있고, 그 차이를 어떻게 다루는지. 답의 절반은 이미 있어요 — 얇은 피부 항목.</w:t>
-      </w:r>
-    </w:p>
-    <w:p>
-      <w:pPr>
-        <w:pStyle w:val="BodyText"/>
-      </w:pPr>
-      <w:r>
-        <w:t xml:space="preserve">올가: 나머지 절반은요?</w:t>
-      </w:r>
-    </w:p>
-    <w:p>
-      <w:pPr>
-        <w:pStyle w:val="BodyText"/>
-      </w:pPr>
-      <w:r>
-        <w:t xml:space="preserve">나자로바: 관찰 계획. 하지만 진짜로. 약속 말고 프로토콜. 환자 100명 — 좋아요. 그런데 그중 몇 명이 55세 이상인지 보고 싶어요. 얇은 피부. 위험한 건 바로 그 사람들이에요.</w:t>
-      </w:r>
-    </w:p>
-    <w:p>
-      <w:pPr>
-        <w:pStyle w:val="BodyText"/>
-      </w:pPr>
-      <w:r>
-        <w:t xml:space="preserve">알렉세이: 몇 명이 적절하다고 보세요?</w:t>
-      </w:r>
-    </w:p>
-    <w:p>
-      <w:pPr>
-        <w:pStyle w:val="BodyText"/>
-      </w:pPr>
-      <w:r>
-        <w:t xml:space="preserve">나자로바: 내가 계산하는 게 아니에요. 당신들이 계산하고 근거를 대요. 난 검증하고요. 역할을 헷갈리지 마세요.</w:t>
-      </w:r>
-    </w:p>
-    <w:p>
-      <w:pPr>
-        <w:pStyle w:val="BodyText"/>
-      </w:pPr>
-      <w:r>
-        <w:t xml:space="preserve">올가: 타마라 빅토로브나는 늘 그렇게 말씀하세요. 12년 전에도요.</w:t>
-      </w:r>
-    </w:p>
-    <w:p>
-      <w:pPr>
-        <w:pStyle w:val="BodyText"/>
-      </w:pPr>
-      <w:r>
-        <w:t xml:space="preserve">나자로바: 그리고 하나 더. 11번 지적 — 멸균. 새 표지 붙인 옛 보고서로 답하지 마세요.</w:t>
-      </w:r>
-    </w:p>
-    <w:p>
-      <w:pPr>
-        <w:pStyle w:val="BodyText"/>
-      </w:pPr>
-      <w:r>
-        <w:t xml:space="preserve">올가: 그럴 생각 없었어요.</w:t>
-      </w:r>
-    </w:p>
-    <w:p>
-      <w:pPr>
-        <w:pStyle w:val="BodyText"/>
-      </w:pPr>
-      <w:r>
-        <w:t xml:space="preserve">나자로바: 다들 그럴 생각이에요. 신청자 둘 중 하나는 이렇게 써요: 「방법은 바뀌지 않았으며 자료는 유효함」. 그런데 공장에 가 보면 보고서에 없는 새 멸균기가 있어요. 멸균기는 바꾸고, 서류는 안 바꾼 거죠.</w:t>
-      </w:r>
-    </w:p>
-    <w:p>
-      <w:pPr>
-        <w:pStyle w:val="BodyText"/>
-      </w:pPr>
-      <w:r>
-        <w:t xml:space="preserve">알렉세이: 공장에 물어보겠습니다. 오늘 바로.</w:t>
-      </w:r>
-    </w:p>
-    <w:p>
-      <w:pPr>
-        <w:pStyle w:val="BodyText"/>
-      </w:pPr>
-      <w:r>
-        <w:t xml:space="preserve">나자로바: 물어보세요. 영업일 50일이에요, 보론초프. 49일도, 51일도 아니고.</w:t>
-      </w:r>
-    </w:p>
-    <w:p>
-      <w:pPr>
-        <w:pStyle w:val="BodyText"/>
-      </w:pPr>
-      <w:r>
-        <w:t xml:space="preserve">올가: 감사합니다, 타마라 빅토로브나. 답변 드릴게요. 짧게.</w:t>
+        <w:t xml:space="preserve">나자로바: 솔직한 답이네요, 좋아요. 요약 때문에, 정확히는 2쪽에 있는 결절 세 건 때문에 불렀어요.</w:t>
+      </w:r>
+    </w:p>
+    <w:p>
+      <w:pPr>
+        <w:pStyle w:val="BodyText"/>
+      </w:pPr>
+      <w:r>
+        <w:t xml:space="preserve">알렉세이: 그건 저희 의사 코르닐로바가 한 거예요. 그리고 공장에서는 정 팀장님이 새 요약을 썼고요.</w:t>
+      </w:r>
+    </w:p>
+    <w:p>
+      <w:pPr>
+        <w:pStyle w:val="BodyText"/>
+      </w:pPr>
+      <w:r>
+        <w:t xml:space="preserve">나자로바: 30년 동안 요약을 수천 개 읽었어요. 열에 아홉은 부작용을 40쪽 표 안에 숨겨요. 그런데 당신들은 그걸 맨 위로 올렸어요. 그렇게 하는 사람들을 보고 싶었어요. 그런 사람은 아주 드물게 만나거든요.</w:t>
+      </w:r>
+    </w:p>
+    <w:p>
+      <w:pPr>
+        <w:pStyle w:val="BodyText"/>
+      </w:pPr>
+      <w:r>
+        <w:t xml:space="preserve">올가: 타마라 빅토로브나, 그럼 지적 열두 개는…</w:t>
+      </w:r>
+    </w:p>
+    <w:p>
+      <w:pPr>
+        <w:pStyle w:val="BodyText"/>
+      </w:pPr>
+      <w:r>
+        <w:t xml:space="preserve">나자로바: 지적에 대해선 아무 의미도 없어요. 칭찬은 등록이 아니에요. 열두 개 다 그대로예요.</w:t>
+      </w:r>
+    </w:p>
+    <w:p>
+      <w:pPr>
+        <w:pStyle w:val="BodyText"/>
+      </w:pPr>
+      <w:r>
+        <w:t xml:space="preserve">알렉세이: 알겠습니다. 지적 4, 러시아 환자에 대해 여쭤봐도 될까요?</w:t>
+      </w:r>
+    </w:p>
+    <w:p>
+      <w:pPr>
+        <w:pStyle w:val="BodyText"/>
+      </w:pPr>
+      <w:r>
+        <w:t xml:space="preserve">나자로바: 물어보세요, 상담은 그러라고 있는 거예요.</w:t>
+      </w:r>
+    </w:p>
+    <w:p>
+      <w:pPr>
+        <w:pStyle w:val="BodyText"/>
+      </w:pPr>
+      <w:r>
+        <w:t xml:space="preserve">알렉세이: 러시아에서 임상 연구를 요구하시는 건가요? 그건 1년에 1,500만이 들어요.</w:t>
+      </w:r>
+    </w:p>
+    <w:p>
+      <w:pPr>
+        <w:pStyle w:val="BodyText"/>
+      </w:pPr>
+      <w:r>
+        <w:t xml:space="preserve">나자로바: 요구하지 않아요. 내가 요구하는 건 근거예요. 왜 한국 데이터가 러시아 피부에 통하는지, 차이가 어디 있고 그 차이로 뭘 하는지. 답의 절반은 이미 있어요. 얇은 피부 항목이요.</w:t>
+      </w:r>
+    </w:p>
+    <w:p>
+      <w:pPr>
+        <w:pStyle w:val="BodyText"/>
+      </w:pPr>
+      <w:r>
+        <w:t xml:space="preserve">올가: 그럼 선생님 생각엔 나머지 절반은 어디 있어요?</w:t>
+      </w:r>
+    </w:p>
+    <w:p>
+      <w:pPr>
+        <w:pStyle w:val="BodyText"/>
+      </w:pPr>
+      <w:r>
+        <w:t xml:space="preserve">나자로바: 나머지 절반은 관찰 계획이에요. 단, 진짜여야 해요. 약속이 아니라 프로토콜. 환자 100명은 좋아요. 하지만 그중 몇 명이 쉰다섯 넘고 피부가 얇은지 보고 싶어요. 위험한 건 바로 그 사람들이니까요.</w:t>
+      </w:r>
+    </w:p>
+    <w:p>
+      <w:pPr>
+        <w:pStyle w:val="BodyText"/>
+      </w:pPr>
+      <w:r>
+        <w:t xml:space="preserve">알렉세이: 그런 환자가 몇 명이면 적절하다고 보세요?</w:t>
+      </w:r>
+    </w:p>
+    <w:p>
+      <w:pPr>
+        <w:pStyle w:val="BodyText"/>
+      </w:pPr>
+      <w:r>
+        <w:t xml:space="preserve">나자로바: 그건 내가 계산하는 게 아니에요. 당신들이 계산하고 근거를 대면, 난 확인해요. 역할을 헷갈리지 마세요.</w:t>
+      </w:r>
+    </w:p>
+    <w:p>
+      <w:pPr>
+        <w:pStyle w:val="BodyText"/>
+      </w:pPr>
+      <w:r>
+        <w:t xml:space="preserve">올가: 타마라 빅토로브나는 늘 그렇게 말씀하세요. 12년 전에도 똑같았어요.</w:t>
+      </w:r>
+    </w:p>
+    <w:p>
+      <w:pPr>
+        <w:pStyle w:val="BodyText"/>
+      </w:pPr>
+      <w:r>
+        <w:t xml:space="preserve">나자로바: 그리고 하나 더. 지적 11, 멸균이요. 옛 보고서에 새 표지를 씌워서 답하지 마세요.</w:t>
+      </w:r>
+    </w:p>
+    <w:p>
+      <w:pPr>
+        <w:pStyle w:val="BodyText"/>
+      </w:pPr>
+      <w:r>
+        <w:t xml:space="preserve">올가: 그럴 생각은 전혀 없었어요, 타마라 빅토로브나.</w:t>
+      </w:r>
+    </w:p>
+    <w:p>
+      <w:pPr>
+        <w:pStyle w:val="BodyText"/>
+      </w:pPr>
+      <w:r>
+        <w:t xml:space="preserve">나자로바: 다들 그럴 생각이에요. 신청자 둘 중 하나는 「방법이 바뀌지 않았으니 데이터는 유효하다」고 써요. 그런데 공장에 가 보면 보고서에 없는 새 멸균기가 있어요. 멸균기는 바꾸고 종이는 안 바꾼 거죠. 그러고 나서 다들 아주 놀라요.</w:t>
+      </w:r>
+    </w:p>
+    <w:p>
+      <w:pPr>
+        <w:pStyle w:val="BodyText"/>
+      </w:pPr>
+      <w:r>
+        <w:t xml:space="preserve">알렉세이: 오늘 바로 공장에 물어보겠습니다.</w:t>
+      </w:r>
+    </w:p>
+    <w:p>
+      <w:pPr>
+        <w:pStyle w:val="BodyText"/>
+      </w:pPr>
+      <w:r>
+        <w:t xml:space="preserve">나자로바: 물어보세요. 영업일 50일이에요, 보론초프. 49일도, 51일도 아니에요.</w:t>
+      </w:r>
+    </w:p>
+    <w:p>
+      <w:pPr>
+        <w:pStyle w:val="BodyText"/>
+      </w:pPr>
+      <w:r>
+        <w:t xml:space="preserve">올가: 감사합니다, 타마라 빅토로브나. 답변 드릴게요. 짧게요.</w:t>
       </w:r>
     </w:p>
     <w:bookmarkEnd w:id="35"/>
@@ -3534,199 +3572,199 @@
         <w:pStyle w:val="FirstParagraph"/>
       </w:pPr>
       <w:r>
-        <w:t xml:space="preserve">도윤: 료샤, 여긴 자정이야. 소희 씨가 9시부터 너희 전화 기다렸어. 심사관이 뭐래?</w:t>
-      </w:r>
-    </w:p>
-    <w:p>
-      <w:pPr>
-        <w:pStyle w:val="BodyText"/>
-      </w:pPr>
-      <w:r>
-        <w:t xml:space="preserve">알렉세이: 요약을 칭찬했어. 그리고 곧바로 멸균 얘기로 경고했어. 소희 씨, 단도직입적으로요: 멸균기 바꿨어요?</w:t>
-      </w:r>
-    </w:p>
-    <w:p>
-      <w:pPr>
-        <w:pStyle w:val="BodyText"/>
-      </w:pPr>
-      <w:r>
-        <w:t xml:space="preserve">소희: 바꿨어요. 3년 전. 새 거. 더 크고. 더 좋아요.</w:t>
-      </w:r>
-    </w:p>
-    <w:p>
-      <w:pPr>
-        <w:pStyle w:val="BodyText"/>
-      </w:pPr>
-      <w:r>
-        <w:t xml:space="preserve">올가: 교체 후 밸리데이션은요?</w:t>
-      </w:r>
-    </w:p>
-    <w:p>
-      <w:pPr>
-        <w:pStyle w:val="BodyText"/>
-      </w:pPr>
-      <w:r>
-        <w:t xml:space="preserve">소희: 했어요. 보고서 있어요. 한국어. 도시에엔 없어요. 제 실수예요. 또.</w:t>
-      </w:r>
-    </w:p>
-    <w:p>
-      <w:pPr>
-        <w:pStyle w:val="BodyText"/>
-      </w:pPr>
-      <w:r>
-        <w:t xml:space="preserve">올가: 실수 아니에요. 방법이 같으니까 옛날 걸 넣은 거죠. 그런데 장비가 달라요. 나자로바가 오늘 그걸 토씨 하나 안 틀리고 묘사했어요. 당신네 작업장을 본 것처럼.</w:t>
-      </w:r>
-    </w:p>
-    <w:p>
-      <w:pPr>
-        <w:pStyle w:val="BodyText"/>
-      </w:pPr>
-      <w:r>
-        <w:t xml:space="preserve">도윤: 소희 씨 말이: 그럼 그 사람은 공장을 많이 봤다는 거래요. 무섭네요.</w:t>
-      </w:r>
-    </w:p>
-    <w:p>
-      <w:pPr>
-        <w:pStyle w:val="BodyText"/>
-      </w:pPr>
-      <w:r>
-        <w:t xml:space="preserve">알렉세이: 새 보고서 번역엔 얼마나 걸려요?</w:t>
-      </w:r>
-    </w:p>
-    <w:p>
-      <w:pPr>
-        <w:pStyle w:val="BodyText"/>
-      </w:pPr>
-      <w:r>
-        <w:t xml:space="preserve">알리나: 120쪽. 기술 용어. 용어집이 준비돼 있으면 3주요.</w:t>
-      </w:r>
-    </w:p>
-    <w:p>
-      <w:pPr>
-        <w:pStyle w:val="BodyText"/>
-      </w:pPr>
-      <w:r>
-        <w:t xml:space="preserve">소희: 보고서가 다가 아니에요. 재밸리데이션 필요해요. 새 기준으로. 8주.</w:t>
-      </w:r>
-    </w:p>
-    <w:p>
-      <w:pPr>
-        <w:pStyle w:val="BodyText"/>
-      </w:pPr>
-      <w:r>
-        <w:t xml:space="preserve">알렉세이: 8주요? 번역 더하면 3주. 답변 더하고. 우린 10주 있어요.</w:t>
-      </w:r>
-    </w:p>
-    <w:p>
-      <w:pPr>
-        <w:pStyle w:val="BodyText"/>
-      </w:pPr>
-      <w:r>
-        <w:t xml:space="preserve">올가: 영업일 50일이면 10주예요. 공휴일 빼고. 3월 8일, 5월 1일…</w:t>
-      </w:r>
-    </w:p>
-    <w:p>
-      <w:pPr>
-        <w:pStyle w:val="BodyText"/>
-      </w:pPr>
-      <w:r>
-        <w:t xml:space="preserve">이리나: 5월 1일은 이미 기한 밖이에요. 계산했어요. 기한은 4월 25일.</w:t>
-      </w:r>
-    </w:p>
-    <w:p>
-      <w:pPr>
-        <w:pStyle w:val="BodyText"/>
-      </w:pPr>
-      <w:r>
-        <w:t xml:space="preserve">알렉세이: 더 빨리 할 수 있어요? 소희 씨, 주말에도 일하면요?</w:t>
-      </w:r>
-    </w:p>
-    <w:p>
-      <w:pPr>
-        <w:pStyle w:val="BodyText"/>
-      </w:pPr>
-      <w:r>
-        <w:t xml:space="preserve">올가: 알렉세이 니콜라예비치. 빠른 것과 옳은 것은 다른 부서예요. 공장한테 멸균을 서두르라고 하지 마요.</w:t>
-      </w:r>
-    </w:p>
-    <w:p>
-      <w:pPr>
-        <w:pStyle w:val="BodyText"/>
-      </w:pPr>
-      <w:r>
-        <w:t xml:space="preserve">소희: 아니에요. 서두르지 않아요. 번역은 제가 직접 해요. 동시에. 밤에. 한국어에서 러시아어로, 천천히.</w:t>
-      </w:r>
-    </w:p>
-    <w:p>
-      <w:pPr>
-        <w:pStyle w:val="BodyText"/>
-      </w:pPr>
-      <w:r>
-        <w:t xml:space="preserve">알리나: 정 팀장님이 초안을 만드시면, 제가 러시아어로 다듬을게요. 용어집으로. 그러면 2주를 아껴요.</w:t>
-      </w:r>
-    </w:p>
-    <w:p>
-      <w:pPr>
-        <w:pStyle w:val="BodyText"/>
-      </w:pPr>
-      <w:r>
-        <w:t xml:space="preserve">도윤: 소희 씨가 고개를 끄덕여요. 「용어는 하나여야 한다」래요. 영상으로 너희 보드를 봤대.</w:t>
-      </w:r>
-    </w:p>
-    <w:p>
-      <w:pPr>
-        <w:pStyle w:val="BodyText"/>
-      </w:pPr>
-      <w:r>
-        <w:t xml:space="preserve">알렉세이: 도윤, 너희 영업 부서는? 또 두 달 지연인데.</w:t>
-      </w:r>
-    </w:p>
-    <w:p>
-      <w:pPr>
-        <w:pStyle w:val="BodyText"/>
-      </w:pPr>
-      <w:r>
-        <w:t xml:space="preserve">도윤: 우리 영업 부서는 여름까지 날짜를 세고 있어. 심사관 지적 하나하나가 그 사람들한텐 논거 하나 더야. 그래도 이렇게 말할 거야: 심사관은 등록해 줄 생각이 있는 사람한테만 질문한다고. 나머지는 그냥 거절한다고. 맞아요?</w:t>
-      </w:r>
-    </w:p>
-    <w:p>
-      <w:pPr>
-        <w:pStyle w:val="BodyText"/>
-      </w:pPr>
-      <w:r>
-        <w:t xml:space="preserve">올가: 항상은 아니에요. 그래도 아닌 경우보다 맞는 경우가 많아요. 그렇게 말해요. 서울에선 잘 들릴 거예요.</w:t>
-      </w:r>
-    </w:p>
-    <w:p>
-      <w:pPr>
-        <w:pStyle w:val="BodyText"/>
-      </w:pPr>
-      <w:r>
-        <w:t xml:space="preserve">이리나: 재밸리데이션은 돈이죠? 누가 내요?</w:t>
-      </w:r>
-    </w:p>
-    <w:p>
-      <w:pPr>
-        <w:pStyle w:val="BodyText"/>
-      </w:pPr>
-      <w:r>
-        <w:t xml:space="preserve">소희: 공장이요. 우리 장비, 우리 보고서, 우리 실수. 대표님이 벌써 말했어요. 청구 없이.</w:t>
-      </w:r>
-    </w:p>
-    <w:p>
-      <w:pPr>
-        <w:pStyle w:val="BodyText"/>
-      </w:pPr>
-      <w:r>
-        <w:t xml:space="preserve">이리나: 청구 없이. 공급사한테서 그 말은 살면서 처음 들어요.</w:t>
-      </w:r>
-    </w:p>
-    <w:p>
-      <w:pPr>
-        <w:pStyle w:val="BodyText"/>
-      </w:pPr>
-      <w:r>
-        <w:t xml:space="preserve">소희: 그리고 나한테서 「제 실수」는 — 마지막이에요. 약속해요. 아니. 약속 안 해요. 일해요.</w:t>
+        <w:t xml:space="preserve">도윤: 료샤, 여긴 벌써 자정이야. 소희 씨가 아홉 시부터 너희 전화 기다렸어. 심사관이 뭐래?</w:t>
+      </w:r>
+    </w:p>
+    <w:p>
+      <w:pPr>
+        <w:pStyle w:val="BodyText"/>
+      </w:pPr>
+      <w:r>
+        <w:t xml:space="preserve">알렉세이: 요약을 칭찬하고, 바로 멸균 얘기로 경고했어요. 소희 씨, 직설적으로 물을게요. 멸균기 바꿨어요?</w:t>
+      </w:r>
+    </w:p>
+    <w:p>
+      <w:pPr>
+        <w:pStyle w:val="BodyText"/>
+      </w:pPr>
+      <w:r>
+        <w:t xml:space="preserve">소희: 네, 3년 전에 바꿨어요. 새 장비가 옛날 것보다 크고 좋아요.</w:t>
+      </w:r>
+    </w:p>
+    <w:p>
+      <w:pPr>
+        <w:pStyle w:val="BodyText"/>
+      </w:pPr>
+      <w:r>
+        <w:t xml:space="preserve">올가: 장비를 바꾼 뒤에 밸리데이션은 했어요?</w:t>
+      </w:r>
+    </w:p>
+    <w:p>
+      <w:pPr>
+        <w:pStyle w:val="BodyText"/>
+      </w:pPr>
+      <w:r>
+        <w:t xml:space="preserve">소희: 했어요, 보고서도 있어요. 그런데 한국어라서 도시에엔 없어요. 제 실수예요, 또.</w:t>
+      </w:r>
+    </w:p>
+    <w:p>
+      <w:pPr>
+        <w:pStyle w:val="BodyText"/>
+      </w:pPr>
+      <w:r>
+        <w:t xml:space="preserve">올가: 실수 아니에요. 방법이 같으니까 옛 보고서를 넣은 거죠. 그런데 장비가 달라요. 나자로바가 오늘 그걸 토씨 하나 안 틀리고 묘사했어요. 당신네 작업장을 직접 본 것처럼요.</w:t>
+      </w:r>
+    </w:p>
+    <w:p>
+      <w:pPr>
+        <w:pStyle w:val="BodyText"/>
+      </w:pPr>
+      <w:r>
+        <w:t xml:space="preserve">도윤: 소희 씨 말이, 그럼 그 사람은 공장을 아주 많이 봤다는 거래요. 그래서 무섭대요.</w:t>
+      </w:r>
+    </w:p>
+    <w:p>
+      <w:pPr>
+        <w:pStyle w:val="BodyText"/>
+      </w:pPr>
+      <w:r>
+        <w:t xml:space="preserve">알렉세이: 새 보고서 번역엔 시간이 얼마나 걸려요?</w:t>
+      </w:r>
+    </w:p>
+    <w:p>
+      <w:pPr>
+        <w:pStyle w:val="BodyText"/>
+      </w:pPr>
+      <w:r>
+        <w:t xml:space="preserve">알리나: 기술 용어로 된 120쪽이에요. 용어집이 준비돼 있으면 3주요.</w:t>
+      </w:r>
+    </w:p>
+    <w:p>
+      <w:pPr>
+        <w:pStyle w:val="BodyText"/>
+      </w:pPr>
+      <w:r>
+        <w:t xml:space="preserve">소희: 하지만 보고서가 다가 아니에요. 새 기준으로 재밸리데이션이 필요하고, 그건 8주예요.</w:t>
+      </w:r>
+    </w:p>
+    <w:p>
+      <w:pPr>
+        <w:pStyle w:val="BodyText"/>
+      </w:pPr>
+      <w:r>
+        <w:t xml:space="preserve">알렉세이: 8주에 번역 3주, 거기에 답변까지. 그런데 우리한텐 10주뿐이에요.</w:t>
+      </w:r>
+    </w:p>
+    <w:p>
+      <w:pPr>
+        <w:pStyle w:val="BodyText"/>
+      </w:pPr>
+      <w:r>
+        <w:t xml:space="preserve">올가: 영업일 50일이면 공휴일 빼고 10주예요. 그런데 3월 8일도 있고, 5월 1일도…</w:t>
+      </w:r>
+    </w:p>
+    <w:p>
+      <w:pPr>
+        <w:pStyle w:val="BodyText"/>
+      </w:pPr>
+      <w:r>
+        <w:t xml:space="preserve">이리나: 5월 1일은 이미 기한 밖이에요, 계산했어요. 우리 기한은 4월 25일이에요.</w:t>
+      </w:r>
+    </w:p>
+    <w:p>
+      <w:pPr>
+        <w:pStyle w:val="BodyText"/>
+      </w:pPr>
+      <w:r>
+        <w:t xml:space="preserve">알렉세이: 더 빨리할 수는 없어요? 소희 씨, 주말에도 일하면요?</w:t>
+      </w:r>
+    </w:p>
+    <w:p>
+      <w:pPr>
+        <w:pStyle w:val="BodyText"/>
+      </w:pPr>
+      <w:r>
+        <w:t xml:space="preserve">올가: 알렉세이 니콜라예비치, 빠른 것과 옳은 것은 다른 부서예요. 공장에 멸균을 서두르라고 하지 마요.</w:t>
+      </w:r>
+    </w:p>
+    <w:p>
+      <w:pPr>
+        <w:pStyle w:val="BodyText"/>
+      </w:pPr>
+      <w:r>
+        <w:t xml:space="preserve">소희: 아니요, 서두르지 않아요. 제가 직접 밤에 병행해서 번역할게요. 한국어에서 러시아어로, 천천히요.</w:t>
+      </w:r>
+    </w:p>
+    <w:p>
+      <w:pPr>
+        <w:pStyle w:val="BodyText"/>
+      </w:pPr>
+      <w:r>
+        <w:t xml:space="preserve">알리나: 정 팀장님이 초안을 만드시면, 제가 용어집대로 러시아어 문장을 만들게요. 그러면 2주를 아껴요.</w:t>
+      </w:r>
+    </w:p>
+    <w:p>
+      <w:pPr>
+        <w:pStyle w:val="BodyText"/>
+      </w:pPr>
+      <w:r>
+        <w:t xml:space="preserve">도윤: 소희 씨가 고개를 끄덕여요. 「용어는 하나여야 한다」고 하네요. 영상으로 너희 칠판을 봤대요.</w:t>
+      </w:r>
+    </w:p>
+    <w:p>
+      <w:pPr>
+        <w:pStyle w:val="BodyText"/>
+      </w:pPr>
+      <w:r>
+        <w:t xml:space="preserve">알렉세이: 도윤, 네 영업부는 뭐라고 할까? 또 두 달 지연이잖아.</w:t>
+      </w:r>
+    </w:p>
+    <w:p>
+      <w:pPr>
+        <w:pStyle w:val="BodyText"/>
+      </w:pPr>
+      <w:r>
+        <w:t xml:space="preserve">도윤: 우리 영업부는 여름까지 날짜를 세고 있고, 심사관 지적 하나하나가 그들한텐 또 하나의 논거야. 하지만 이렇게 말할 거야. 심사관은 등록해 줄 생각인 사람에게만 질문하고, 나머지는 그냥 거절한다고. 그게 사실인가요, 올가 페트로브나?</w:t>
+      </w:r>
+    </w:p>
+    <w:p>
+      <w:pPr>
+        <w:pStyle w:val="BodyText"/>
+      </w:pPr>
+      <w:r>
+        <w:t xml:space="preserve">올가: 늘 그렇진 않지만, 아닐 때보다 맞을 때가 많아요. 꼭 그렇게 말해요. 서울에서 잘 먹힐 거예요.</w:t>
+      </w:r>
+    </w:p>
+    <w:p>
+      <w:pPr>
+        <w:pStyle w:val="BodyText"/>
+      </w:pPr>
+      <w:r>
+        <w:t xml:space="preserve">이리나: 그런데 재밸리데이션은 돈이잖아요? 비용은 누가 내요?</w:t>
+      </w:r>
+    </w:p>
+    <w:p>
+      <w:pPr>
+        <w:pStyle w:val="BodyText"/>
+      </w:pPr>
+      <w:r>
+        <w:t xml:space="preserve">소희: 공장이 내요. 우리 장비, 우리 보고서, 우리 실수니까요. 대표님이 이미 말씀하셨어요. 청구서 없이.</w:t>
+      </w:r>
+    </w:p>
+    <w:p>
+      <w:pPr>
+        <w:pStyle w:val="BodyText"/>
+      </w:pPr>
+      <w:r>
+        <w:t xml:space="preserve">이리나: 청구서 없이라니… 공급사한테서 그 말을 듣는 건 태어나서 처음이에요.</w:t>
+      </w:r>
+    </w:p>
+    <w:p>
+      <w:pPr>
+        <w:pStyle w:val="BodyText"/>
+      </w:pPr>
+      <w:r>
+        <w:t xml:space="preserve">소희: 그리고 저한테서 「제 실수예요」를 듣는 것도 이번이 마지막이에요. 약속해요. 아니, 약속하지 않고 일할게요.</w:t>
       </w:r>
     </w:p>
     <w:bookmarkEnd w:id="36"/>
@@ -3744,119 +3782,119 @@
         <w:pStyle w:val="FirstParagraph"/>
       </w:pPr>
       <w:r>
-        <w:t xml:space="preserve">올가: 또 발코니네요. 영하 20도. 문 닫아요, 알렉세이 니콜라예비치.</w:t>
-      </w:r>
-    </w:p>
-    <w:p>
-      <w:pPr>
-        <w:pStyle w:val="BodyText"/>
-      </w:pPr>
-      <w:r>
-        <w:t xml:space="preserve">알렉세이: 좀 서 있어도 돼요? 담배 없이.</w:t>
-      </w:r>
-    </w:p>
-    <w:p>
-      <w:pPr>
-        <w:pStyle w:val="BodyText"/>
-      </w:pPr>
-      <w:r>
-        <w:t xml:space="preserve">올가: 서 있어요. 조용히만. 아니, 말해요. 조용하면 더 시끄러워요.</w:t>
-      </w:r>
-    </w:p>
-    <w:p>
-      <w:pPr>
-        <w:pStyle w:val="BodyText"/>
-      </w:pPr>
-      <w:r>
-        <w:t xml:space="preserve">알렉세이: 오늘은 「나쁜」 쪽이었어요, 「좋은」 쪽이었어요? 세 번 중에.</w:t>
-      </w:r>
-    </w:p>
-    <w:p>
-      <w:pPr>
-        <w:pStyle w:val="BodyText"/>
-      </w:pPr>
-      <w:r>
-        <w:t xml:space="preserve">올가: 아직 몰라요. 10주 뒤에 알겠죠. 그런데 나자로바가 12년 전엔 나한테 안 한 말을 했어요: 「사람들을 보고 싶었다」. 그땐 내 서류를 읽고 거절했거든요.</w:t>
-      </w:r>
-    </w:p>
-    <w:p>
-      <w:pPr>
-        <w:pStyle w:val="BodyText"/>
-      </w:pPr>
-      <w:r>
-        <w:t xml:space="preserve">알렉세이: 그때 왜 거절했어요?</w:t>
-      </w:r>
-    </w:p>
-    <w:p>
-      <w:pPr>
-        <w:pStyle w:val="BodyText"/>
-      </w:pPr>
-      <w:r>
-        <w:t xml:space="preserve">올가: 약은 좋았어요. 도시에는 예뻤고요. 정직한 게 아니라 예뻤죠. 내가 그렇게 만들었어요.</w:t>
-      </w:r>
-    </w:p>
-    <w:p>
-      <w:pPr>
-        <w:pStyle w:val="BodyText"/>
-      </w:pPr>
-      <w:r>
-        <w:t xml:space="preserve">알렉세이: 선생님이요? 늘 「종이는 다 참지만, 심사관은 안 참는다」고 하시잖아요.</w:t>
-      </w:r>
-    </w:p>
-    <w:p>
-      <w:pPr>
-        <w:pStyle w:val="BodyText"/>
-      </w:pPr>
-      <w:r>
-        <w:t xml:space="preserve">올가: 그 말은 그 사람 이후에 만든 거예요. 12년 전. 거절당하고 1년 뒤에.</w:t>
-      </w:r>
-    </w:p>
-    <w:p>
-      <w:pPr>
-        <w:pStyle w:val="BodyText"/>
-      </w:pPr>
-      <w:r>
-        <w:t xml:space="preserve">알렉세이: 그러니까 나자로바가 선생님 좌우명의 저자네요.</w:t>
-      </w:r>
-    </w:p>
-    <w:p>
-      <w:pPr>
-        <w:pStyle w:val="BodyText"/>
-      </w:pPr>
-      <w:r>
-        <w:t xml:space="preserve">올가: 그 사람한텐 말하지 마요. 견딜 수 없게 굴 거예요. 안 그래도 견딜 수 없지만.</w:t>
-      </w:r>
-    </w:p>
-    <w:p>
-      <w:pPr>
-        <w:pStyle w:val="BodyText"/>
-      </w:pPr>
-      <w:r>
-        <w:t xml:space="preserve">알렉세이: 올가 페트로브나, 그 사람이 무서우세요?</w:t>
-      </w:r>
-    </w:p>
-    <w:p>
-      <w:pPr>
-        <w:pStyle w:val="BodyText"/>
-      </w:pPr>
-      <w:r>
-        <w:t xml:space="preserve">올가: 존경한다고 했잖아요. 그게 더 나빠요. 사람들은 아프게 할 수 있는 사람을 무서워하죠. 아프게 할 때 옳은 사람은 존경하고요. 나자로바는 늘 옳아요. 신청자에겐 아주 불쾌하고, 환자에겐 아주 유익한 성질이죠.</w:t>
-      </w:r>
-    </w:p>
-    <w:p>
-      <w:pPr>
-        <w:pStyle w:val="BodyText"/>
-      </w:pPr>
-      <w:r>
-        <w:t xml:space="preserve">알렉세이: 그럼 오늘은 좋은 날이네요.</w:t>
-      </w:r>
-    </w:p>
-    <w:p>
-      <w:pPr>
-        <w:pStyle w:val="BodyText"/>
-      </w:pPr>
-      <w:r>
-        <w:t xml:space="preserve">올가: 오늘은 50일 중 첫날이에요. 집에 가요. 내일은 — 지적 1번. 「멸균」이라는 용어.</w:t>
+        <w:t xml:space="preserve">올가: 또 발코니, 또 영하 20도. 문 닫아요, 알렉세이 니콜라예비치.</w:t>
+      </w:r>
+    </w:p>
+    <w:p>
+      <w:pPr>
+        <w:pStyle w:val="BodyText"/>
+      </w:pPr>
+      <w:r>
+        <w:t xml:space="preserve">알렉세이: 그냥 같이 서 있어도 될까요? 물론 담배는 없이요.</w:t>
+      </w:r>
+    </w:p>
+    <w:p>
+      <w:pPr>
+        <w:pStyle w:val="BodyText"/>
+      </w:pPr>
+      <w:r>
+        <w:t xml:space="preserve">올가: 서 있어요, 조용히만. 아니, 말해요. 조용히 있으면 더 시끄러우니까.</w:t>
+      </w:r>
+    </w:p>
+    <w:p>
+      <w:pPr>
+        <w:pStyle w:val="BodyText"/>
+      </w:pPr>
+      <w:r>
+        <w:t xml:space="preserve">알렉세이: 그래서 오늘은 「나쁜」 쪽이었어요, 「좋은」 쪽이었어요? 세 번 중 어느 쪽이에요?</w:t>
+      </w:r>
+    </w:p>
+    <w:p>
+      <w:pPr>
+        <w:pStyle w:val="BodyText"/>
+      </w:pPr>
+      <w:r>
+        <w:t xml:space="preserve">올가: 아직 몰라요, 10주 뒤에 알게 되겠죠. 하지만 나자로바가 12년 전엔 나한테 안 했던 말을 하나 했어요. 「사람들을 보고 싶었다」고요. 그때는 내 서류를 읽고 그냥 거절했어요.</w:t>
+      </w:r>
+    </w:p>
+    <w:p>
+      <w:pPr>
+        <w:pStyle w:val="BodyText"/>
+      </w:pPr>
+      <w:r>
+        <w:t xml:space="preserve">알렉세이: 그때는 왜 거절했어요? 뭐가 문제였어요?</w:t>
+      </w:r>
+    </w:p>
+    <w:p>
+      <w:pPr>
+        <w:pStyle w:val="BodyText"/>
+      </w:pPr>
+      <w:r>
+        <w:t xml:space="preserve">올가: 의약품은 좋았고, 도시에는 예뻤어요. 정직한 게 아니라 예뻤죠. 그렇게 만든 게 바로 나예요.</w:t>
+      </w:r>
+    </w:p>
+    <w:p>
+      <w:pPr>
+        <w:pStyle w:val="BodyText"/>
+      </w:pPr>
+      <w:r>
+        <w:t xml:space="preserve">알렉세이: 선생님이요? 하지만 늘 「종이는 뭐든 참지만, 심사관은 아니다」라고 하시잖아요.</w:t>
+      </w:r>
+    </w:p>
+    <w:p>
+      <w:pPr>
+        <w:pStyle w:val="BodyText"/>
+      </w:pPr>
+      <w:r>
+        <w:t xml:space="preserve">올가: 그 말은 그 사람 이후에 만들었어요. 12년 전, 거절당하고 1년 뒤에요.</w:t>
+      </w:r>
+    </w:p>
+    <w:p>
+      <w:pPr>
+        <w:pStyle w:val="BodyText"/>
+      </w:pPr>
+      <w:r>
+        <w:t xml:space="preserve">알렉세이: 그럼 나자로바가 선생님이 제일 좋아하는 그 말의 진짜 주인이네요.</w:t>
+      </w:r>
+    </w:p>
+    <w:p>
+      <w:pPr>
+        <w:pStyle w:val="BodyText"/>
+      </w:pPr>
+      <w:r>
+        <w:t xml:space="preserve">올가: 그 사람한텐 말하지 마요. 그럼 못 견디게 굴 거예요. 지금도 충분히 못 견디게 굴지만.</w:t>
+      </w:r>
+    </w:p>
+    <w:p>
+      <w:pPr>
+        <w:pStyle w:val="BodyText"/>
+      </w:pPr>
+      <w:r>
+        <w:t xml:space="preserve">알렉세이: 올가 페트로브나, 그래도 그분이 무서우세요?</w:t>
+      </w:r>
+    </w:p>
+    <w:p>
+      <w:pPr>
+        <w:pStyle w:val="BodyText"/>
+      </w:pPr>
+      <w:r>
+        <w:t xml:space="preserve">올가: 존경한다고 했잖아요, 그게 더 나빠요. 사람은 자기를 아프게 할 수 있는 사람을 무서워해요. 그리고 아프게 할 때 옳은 사람을 존경하죠. 나자로바는 늘 옳아요. 신청자에겐 아주 불편한 자질이고, 환자에겐 아주 유익한 자질이에요.</w:t>
+      </w:r>
+    </w:p>
+    <w:p>
+      <w:pPr>
+        <w:pStyle w:val="BodyText"/>
+      </w:pPr>
+      <w:r>
+        <w:t xml:space="preserve">알렉세이: 그럼 오늘은 결국 좋은 날이었네요, 그렇죠?</w:t>
+      </w:r>
+    </w:p>
+    <w:p>
+      <w:pPr>
+        <w:pStyle w:val="BodyText"/>
+      </w:pPr>
+      <w:r>
+        <w:t xml:space="preserve">올가: 오늘은 50일 중 첫날이에요. 집에 가요. 내일은 지적 1번, 「멸균」이라는 용어예요.</w:t>
       </w:r>
     </w:p>
     <w:bookmarkEnd w:id="37"/>
